--- a/courts/seventh-circuit/illinois/federal/bankruptcy-northern-district/motion-brief/usage/OUTPUT-motion-brief.docx
+++ b/courts/seventh-circuit/illinois/federal/bankruptcy-northern-district/motion-brief/usage/OUTPUT-motion-brief.docx
@@ -4,50 +4,76 @@
   <w:body>
     <w:p>
       <w:pPr>
-        <w:pStyle w:val="CourtTitle"/>
-      </w:pPr>
-      <w:r>
+        <w:spacing w:before="0" w:after="0" w:line="276" w:lineRule="exact"/>
+        <w:ind w:left="0" w:firstLine="0"/>
+        <w:jc w:val="center"/>
+      </w:pPr>
+      <w:r>
+        <w:rPr>
+          <w:b/>
+          <w:bCs/>
+        </w:rPr>
         <w:t xml:space="preserve">IN THE UNITED STATES BANKRUPTCY COURT</w:t>
       </w:r>
     </w:p>
     <w:p>
       <w:pPr>
-        <w:pStyle w:val="CourtTitle"/>
-      </w:pPr>
-      <w:r>
+        <w:spacing w:before="0" w:after="276" w:line="276" w:lineRule="exact"/>
+        <w:ind w:left="0" w:firstLine="0"/>
+        <w:jc w:val="center"/>
+      </w:pPr>
+      <w:r>
+        <w:rPr>
+          <w:b/>
+          <w:bCs/>
+        </w:rPr>
         <w:t xml:space="preserve">FOR THE NORTHERN DISTRICT OF ILLINOIS</w:t>
       </w:r>
     </w:p>
     <w:p>
       <w:pPr>
-        <w:pStyle w:val="CourtTitle"/>
-      </w:pPr>
-      <w:r>
-        <w:t xml:space="preserve">EASTERN DIVISION</w:t>
+        <w:spacing w:before="0" w:after="552" w:line="276" w:lineRule="exact"/>
+        <w:ind w:left="0" w:firstLine="0"/>
+        <w:jc w:val="center"/>
+      </w:pPr>
+      <w:r>
+        <w:rPr>
+          <w:b/>
+          <w:bCs/>
+        </w:rPr>
+        <w:t xml:space="preserve">EASTERN</w:t>
+      </w:r>
+      <w:r>
+        <w:rPr>
+          <w:b/>
+          <w:bCs/>
+        </w:rPr>
+        <w:t xml:space="preserve"> </w:t>
+      </w:r>
+      <w:r>
+        <w:rPr>
+          <w:b/>
+          <w:bCs/>
+        </w:rPr>
+        <w:t xml:space="preserve">DIVISION</w:t>
       </w:r>
     </w:p>
     <w:tbl>
       <w:tblPr>
         <w:tblW w:w="9360" w:type="dxa"/>
-        <w:tblBorders>
-          <w:top w:val="nil"/>
-          <w:left w:val="nil"/>
-          <w:bottom w:val="nil"/>
-          <w:right w:val="nil"/>
-          <w:insideH w:val="nil"/>
-          <w:insideV w:val="nil"/>
-        </w:tblBorders>
+        <w:tblInd w:w="0" w:type="dxa"/>
         <w:tblLayout w:type="fixed"/>
         <w:tblCellMar>
+          <w:top w:w="0" w:type="dxa"/>
           <w:left w:w="0" w:type="dxa"/>
+          <w:bottom w:w="0" w:type="dxa"/>
           <w:right w:w="0" w:type="dxa"/>
         </w:tblCellMar>
-        <w:tblLook w:val="0000"/>
+        <w:tblLook w:val="0000" w:firstRow="0" w:lastRow="0" w:firstColumn="0" w:lastColumn="0" w:noHBand="0" w:noVBand="0"/>
       </w:tblPr>
       <w:tblGrid>
         <w:gridCol w:w="4896"/>
-        <w:gridCol w:w="432"/>
-        <w:gridCol w:w="4032"/>
+        <w:gridCol w:w="4464"/>
       </w:tblGrid>
       <w:tr>
         <w:trPr>
@@ -57,17 +83,18 @@
           <w:tcPr>
             <w:tcW w:w="4896" w:type="dxa"/>
             <w:tcBorders>
+              <w:bottom w:val="single" w:sz="6" w:space="0" w:color="000000"/>
               <w:right w:val="single" w:sz="6" w:space="0" w:color="000000"/>
-              <w:bottom w:val="single" w:sz="6" w:space="0" w:color="000000"/>
             </w:tcBorders>
             <w:tcMar>
               <w:right w:w="216" w:type="dxa"/>
-              <w:bottom w:w="173" w:type="dxa"/>
             </w:tcMar>
           </w:tcPr>
           <w:p>
             <w:pPr>
-              <w:pStyle w:val="Single"/>
+              <w:spacing w:before="0" w:after="276" w:line="276" w:lineRule="exact"/>
+              <w:ind w:left="0" w:firstLine="0"/>
+              <w:jc w:val="left"/>
             </w:pPr>
             <w:r>
               <w:t xml:space="preserve">In re:</w:t>
@@ -75,15 +102,25 @@
           </w:p>
           <w:p>
             <w:pPr>
-              <w:pStyle w:val="Single"/>
+              <w:spacing w:before="0" w:after="0" w:line="276" w:lineRule="exact"/>
+              <w:ind w:left="0" w:firstLine="0"/>
+              <w:jc w:val="left"/>
             </w:pPr>
             <w:r>
-              <w:t xml:space="preserve">BRIAN MARTIN,</w:t>
+              <w:t xml:space="preserve">BRIAN</w:t>
+            </w:r>
+            <w:r>
+              <w:t xml:space="preserve"> </w:t>
+            </w:r>
+            <w:r>
+              <w:t xml:space="preserve">MARTIN,</w:t>
             </w:r>
           </w:p>
           <w:p>
             <w:pPr>
-              <w:pStyle w:val="CaptionDesignation"/>
+              <w:spacing w:before="0" w:after="276" w:line="276" w:lineRule="exact"/>
+              <w:ind w:left="2016" w:firstLine="0"/>
+              <w:jc w:val="left"/>
             </w:pPr>
             <w:r>
               <w:t xml:space="preserve">Debtor.</w:t>
@@ -92,43 +129,56 @@
         </w:tc>
         <w:tc>
           <w:tcPr>
-            <w:tcW w:w="432" w:type="dxa"/>
+            <w:tcW w:w="4464" w:type="dxa"/>
+            <w:tcMar>
+              <w:left w:w="432" w:type="dxa"/>
+            </w:tcMar>
           </w:tcPr>
           <w:p>
             <w:pPr>
-              <w:pStyle w:val="Single"/>
-            </w:pPr>
-          </w:p>
-        </w:tc>
-        <w:tc>
-          <w:tcPr>
-            <w:tcW w:w="4032" w:type="dxa"/>
-          </w:tcPr>
-          <w:p>
-            <w:pPr>
-              <w:pStyle w:val="CaptionEntry"/>
+              <w:spacing w:before="0" w:after="138" w:line="276" w:lineRule="exact"/>
+              <w:ind w:left="0" w:firstLine="0"/>
+              <w:jc w:val="left"/>
             </w:pPr>
             <w:r>
-              <w:t xml:space="preserve">Chapter 7</w:t>
+              <w:t xml:space="preserve">Chapter</w:t>
+            </w:r>
+            <w:r>
+              <w:t xml:space="preserve"> </w:t>
+            </w:r>
+            <w:r>
+              <w:t xml:space="preserve">7</w:t>
             </w:r>
           </w:p>
           <w:p>
             <w:pPr>
-              <w:pStyle w:val="CaptionEntry"/>
+              <w:spacing w:before="0" w:after="138" w:line="276" w:lineRule="exact"/>
+              <w:ind w:left="0" w:firstLine="0"/>
+              <w:jc w:val="left"/>
             </w:pPr>
             <w:r>
               <w:t xml:space="preserve">Case No. </w:t>
             </w:r>
             <w:r>
-              <w:t xml:space="preserve">20-10454</w:t>
+              <w:t xml:space="preserve">20</w:t>
+              <w:noBreakHyphen/>
+              <w:t xml:space="preserve">10454</w:t>
             </w:r>
           </w:p>
           <w:p>
             <w:pPr>
-              <w:pStyle w:val="CaptionEntry"/>
+              <w:spacing w:before="0" w:after="0" w:line="276" w:lineRule="exact"/>
+              <w:ind w:left="0" w:firstLine="0"/>
+              <w:jc w:val="left"/>
             </w:pPr>
             <w:r>
-              <w:t xml:space="preserve">Judge Baer</w:t>
+              <w:t xml:space="preserve">Judge</w:t>
+            </w:r>
+            <w:r>
+              <w:t xml:space="preserve"> </w:t>
+            </w:r>
+            <w:r>
+              <w:t xml:space="preserve">Baer</w:t>
             </w:r>
           </w:p>
         </w:tc>
@@ -136,29 +186,237 @@
     </w:tbl>
     <w:p>
       <w:pPr>
-        <w:pStyle w:val="CoverTitle"/>
-      </w:pPr>
-      <w:r>
-        <w:t xml:space="preserve">American Honda Finance Corporation’s Memorandum of Law in Support of Its Motion to Dismiss</w:t>
-      </w:r>
-    </w:p>
-    <w:p>
-      <w:pPr>
-        <w:pStyle w:val="Heading1"/>
-      </w:pPr>
-      <w:r>
+        <w:spacing w:before="552" w:after="552" w:line="276" w:lineRule="exact"/>
+        <w:ind w:left="0" w:firstLine="0"/>
+        <w:jc w:val="center"/>
+      </w:pPr>
+      <w:r>
+        <w:rPr>
+          <w:b/>
+          <w:bCs/>
+        </w:rPr>
+        <w:t xml:space="preserve">AMERICAN</w:t>
+      </w:r>
+      <w:r>
+        <w:rPr>
+          <w:b/>
+          <w:bCs/>
+        </w:rPr>
+        <w:t xml:space="preserve"> </w:t>
+      </w:r>
+      <w:r>
+        <w:rPr>
+          <w:b/>
+          <w:bCs/>
+        </w:rPr>
+        <w:t xml:space="preserve">HONDA</w:t>
+      </w:r>
+      <w:r>
+        <w:rPr>
+          <w:b/>
+          <w:bCs/>
+        </w:rPr>
+        <w:t xml:space="preserve"> </w:t>
+      </w:r>
+      <w:r>
+        <w:rPr>
+          <w:b/>
+          <w:bCs/>
+        </w:rPr>
+        <w:t xml:space="preserve">FINANCE</w:t>
+      </w:r>
+      <w:r>
+        <w:rPr>
+          <w:b/>
+          <w:bCs/>
+        </w:rPr>
+        <w:t xml:space="preserve"> </w:t>
+      </w:r>
+      <w:r>
+        <w:rPr>
+          <w:b/>
+          <w:bCs/>
+        </w:rPr>
+        <w:t xml:space="preserve">CORPORATION’S</w:t>
+      </w:r>
+      <w:r>
+        <w:rPr>
+          <w:b/>
+          <w:bCs/>
+        </w:rPr>
+        <w:t xml:space="preserve"> </w:t>
+      </w:r>
+      <w:r>
+        <w:rPr>
+          <w:b/>
+          <w:bCs/>
+        </w:rPr>
+        <w:t xml:space="preserve">MEMORANDUM</w:t>
+      </w:r>
+      <w:r>
+        <w:rPr>
+          <w:b/>
+          <w:bCs/>
+        </w:rPr>
+        <w:t xml:space="preserve"> </w:t>
+      </w:r>
+      <w:r>
+        <w:rPr>
+          <w:b/>
+          <w:bCs/>
+        </w:rPr>
+        <w:t xml:space="preserve">OF</w:t>
+      </w:r>
+      <w:r>
+        <w:rPr>
+          <w:b/>
+          <w:bCs/>
+        </w:rPr>
+        <w:t xml:space="preserve"> </w:t>
+      </w:r>
+      <w:r>
+        <w:rPr>
+          <w:b/>
+          <w:bCs/>
+        </w:rPr>
+        <w:t xml:space="preserve">LAW</w:t>
+      </w:r>
+      <w:r>
+        <w:rPr>
+          <w:b/>
+          <w:bCs/>
+        </w:rPr>
+        <w:t xml:space="preserve"> </w:t>
+      </w:r>
+      <w:r>
+        <w:rPr>
+          <w:b/>
+          <w:bCs/>
+        </w:rPr>
+        <w:t xml:space="preserve">IN</w:t>
+      </w:r>
+      <w:r>
+        <w:rPr>
+          <w:b/>
+          <w:bCs/>
+        </w:rPr>
+        <w:t xml:space="preserve"> </w:t>
+      </w:r>
+      <w:r>
+        <w:rPr>
+          <w:b/>
+          <w:bCs/>
+        </w:rPr>
+        <w:t xml:space="preserve">SUPPORT</w:t>
+      </w:r>
+      <w:r>
+        <w:rPr>
+          <w:b/>
+          <w:bCs/>
+        </w:rPr>
+        <w:t xml:space="preserve"> </w:t>
+      </w:r>
+      <w:r>
+        <w:rPr>
+          <w:b/>
+          <w:bCs/>
+        </w:rPr>
+        <w:t xml:space="preserve">OF</w:t>
+      </w:r>
+      <w:r>
+        <w:rPr>
+          <w:b/>
+          <w:bCs/>
+        </w:rPr>
+        <w:t xml:space="preserve"> </w:t>
+      </w:r>
+      <w:r>
+        <w:rPr>
+          <w:b/>
+          <w:bCs/>
+        </w:rPr>
+        <w:t xml:space="preserve">ITS</w:t>
+      </w:r>
+      <w:r>
+        <w:rPr>
+          <w:b/>
+          <w:bCs/>
+        </w:rPr>
+        <w:t xml:space="preserve"> </w:t>
+      </w:r>
+      <w:r>
+        <w:rPr>
+          <w:b/>
+          <w:bCs/>
+        </w:rPr>
+        <w:t xml:space="preserve">MOTION</w:t>
+      </w:r>
+      <w:r>
+        <w:rPr>
+          <w:b/>
+          <w:bCs/>
+        </w:rPr>
+        <w:t xml:space="preserve"> </w:t>
+      </w:r>
+      <w:r>
+        <w:rPr>
+          <w:b/>
+          <w:bCs/>
+        </w:rPr>
+        <w:t xml:space="preserve">TO</w:t>
+      </w:r>
+      <w:r>
+        <w:rPr>
+          <w:b/>
+          <w:bCs/>
+        </w:rPr>
+        <w:t xml:space="preserve"> </w:t>
+      </w:r>
+      <w:r>
+        <w:rPr>
+          <w:b/>
+          <w:bCs/>
+        </w:rPr>
+        <w:t xml:space="preserve">DISMISS</w:t>
+      </w:r>
+    </w:p>
+    <w:p>
+      <w:pPr>
+        <w:keepNext/>
+        <w:keepLines/>
+        <w:tabs>
+          <w:tab w:val="left" w:pos="720"/>
+        </w:tabs>
+        <w:spacing w:before="276" w:after="276" w:line="276" w:lineRule="exact"/>
+        <w:ind w:left="720" w:hanging="720"/>
+        <w:jc w:val="left"/>
+        <w:outlineLvl w:val="0"/>
+      </w:pPr>
+      <w:r>
+        <w:rPr>
+          <w:b/>
+          <w:bCs/>
+        </w:rPr>
         <w:t xml:space="preserve">I.</w:t>
       </w:r>
       <w:r>
+        <w:rPr>
+          <w:b/>
+          <w:bCs/>
+        </w:rPr>
         <w:tab/>
       </w:r>
       <w:r>
+        <w:rPr>
+          <w:b/>
+          <w:bCs/>
+        </w:rPr>
         <w:t xml:space="preserve">INTRODUCTION</w:t>
       </w:r>
     </w:p>
     <w:p>
       <w:pPr>
-        <w:pStyle w:val="FirstParagraph"/>
+        <w:pStyle w:val="BodyText"/>
       </w:pPr>
       <w:r>
         <w:t xml:space="preserve">Although the point of a Chapter 7 bankruptcy is to grant Debtor a fresh start, this benefit is not available to those who can afford to pay as much of their indebtedness as possible without hardship.</w:t>
@@ -174,7 +432,19 @@
         <w:t xml:space="preserve">See In re Schwartz</w:t>
       </w:r>
       <w:r>
-        <w:t xml:space="preserve">, 799 F.3d 760, 763-764 (7th Cir. 2015). After closing his BBK Motorsport (“BBK”) company more than two years ago, Debtor Brian Martin used the uncertainty related to the global COVID-19 pandemic as an opportunity to volunteer for a furlough from his current employment and seek bankruptcy protection to discharge his business debts. Because Debtor has failed to pay his debts – while he has the clear ability to do so – he is not entitled to the benefit of Chapter 7.</w:t>
+        <w:t xml:space="preserve">, 799 F.3d 760, 763</w:t>
+      </w:r>
+      <w:r>
+        <w:noBreakHyphen/>
+      </w:r>
+      <w:r>
+        <w:t xml:space="preserve">764 (7th Cir. 2015). After closing his BBK Motorsport (“BBK”) company more than two years ago, Debtor Brian Martin used the uncertainty related to the global COVID</w:t>
+      </w:r>
+      <w:r>
+        <w:noBreakHyphen/>
+      </w:r>
+      <w:r>
+        <w:t xml:space="preserve">19 pandemic as an opportunity to volunteer for a furlough from his current employment and seek bankruptcy protection to discharge his business debts. Because Debtor has failed to pay his debts – while he has the clear ability to do so – he is not entitled to the benefit of Chapter 7.</w:t>
       </w:r>
     </w:p>
     <w:p>
@@ -196,7 +466,7 @@
         <w:rPr>
           <w:rStyle w:val="FootnoteReference"/>
         </w:rPr>
-        <w:footnoteReference w:id="20"/>
+        <w:footnoteReference w:id="9"/>
       </w:r>
       <w:r>
         <w:t xml:space="preserve"> </w:t>
@@ -218,26 +488,108 @@
         <w:t xml:space="preserve"> </w:t>
       </w:r>
       <w:r>
-        <w:t xml:space="preserve">Brian Martin Transcript at 19-24, attached as Ex. A. Even if the expected salary increase falls short of Debtor’s expectations and he receives no increase, he and his non-filing spouse will have gross household income of approximately $175,000 on an annual basis, or $14,583 a month.</w:t>
-      </w:r>
-    </w:p>
-    <w:p>
-      <w:pPr>
-        <w:pStyle w:val="Heading1"/>
-      </w:pPr>
-      <w:r>
+        <w:t xml:space="preserve">Brian Martin Transcript at 19</w:t>
+      </w:r>
+      <w:r>
+        <w:noBreakHyphen/>
+      </w:r>
+      <w:r>
+        <w:t xml:space="preserve">24, attached as Ex. A. Even if the expected salary increase falls short of Debtor’s expectations and he receives no increase, he and his non-filing spouse will have gross household income of approximately $175,000 on an annual basis, or $14,583 a month.</w:t>
+      </w:r>
+    </w:p>
+    <w:p>
+      <w:pPr>
+        <w:keepNext/>
+        <w:keepLines/>
+        <w:tabs>
+          <w:tab w:val="left" w:pos="720"/>
+        </w:tabs>
+        <w:spacing w:before="276" w:after="276" w:line="276" w:lineRule="exact"/>
+        <w:ind w:left="720" w:hanging="720"/>
+        <w:jc w:val="left"/>
+        <w:outlineLvl w:val="0"/>
+      </w:pPr>
+      <w:r>
+        <w:rPr>
+          <w:b/>
+          <w:bCs/>
+        </w:rPr>
         <w:t xml:space="preserve">II.</w:t>
       </w:r>
       <w:r>
+        <w:rPr>
+          <w:b/>
+          <w:bCs/>
+        </w:rPr>
         <w:tab/>
       </w:r>
       <w:r>
-        <w:t xml:space="preserve">STANDARD FOR DISMISSAL UNDER §707(a)</w:t>
-      </w:r>
-    </w:p>
-    <w:p>
-      <w:pPr>
-        <w:pStyle w:val="FirstParagraph"/>
+        <w:rPr>
+          <w:b/>
+          <w:bCs/>
+        </w:rPr>
+        <w:t xml:space="preserve">STANDARD</w:t>
+      </w:r>
+      <w:r>
+        <w:rPr>
+          <w:b/>
+          <w:bCs/>
+        </w:rPr>
+        <w:t xml:space="preserve"> </w:t>
+      </w:r>
+      <w:r>
+        <w:rPr>
+          <w:b/>
+          <w:bCs/>
+        </w:rPr>
+        <w:t xml:space="preserve">FOR</w:t>
+      </w:r>
+      <w:r>
+        <w:rPr>
+          <w:b/>
+          <w:bCs/>
+        </w:rPr>
+        <w:t xml:space="preserve"> </w:t>
+      </w:r>
+      <w:r>
+        <w:rPr>
+          <w:b/>
+          <w:bCs/>
+        </w:rPr>
+        <w:t xml:space="preserve">DISMISSAL</w:t>
+      </w:r>
+      <w:r>
+        <w:rPr>
+          <w:b/>
+          <w:bCs/>
+        </w:rPr>
+        <w:t xml:space="preserve"> </w:t>
+      </w:r>
+      <w:r>
+        <w:rPr>
+          <w:b/>
+          <w:bCs/>
+        </w:rPr>
+        <w:t xml:space="preserve">UNDER</w:t>
+      </w:r>
+      <w:r>
+        <w:rPr>
+          <w:b/>
+          <w:bCs/>
+        </w:rPr>
+        <w:t xml:space="preserve"> </w:t>
+      </w:r>
+      <w:r>
+        <w:rPr>
+          <w:b/>
+          <w:bCs/>
+        </w:rPr>
+        <w:t xml:space="preserve">§707(a)</w:t>
+      </w:r>
+    </w:p>
+    <w:p>
+      <w:pPr>
+        <w:pStyle w:val="BodyText"/>
       </w:pPr>
       <w:r>
         <w:t xml:space="preserve">In</w:t>
@@ -449,37 +801,183 @@
     </w:p>
     <w:p>
       <w:pPr>
-        <w:pStyle w:val="Heading1"/>
-      </w:pPr>
-      <w:r>
+        <w:keepNext/>
+        <w:keepLines/>
+        <w:tabs>
+          <w:tab w:val="left" w:pos="720"/>
+        </w:tabs>
+        <w:spacing w:before="276" w:after="276" w:line="276" w:lineRule="exact"/>
+        <w:ind w:left="720" w:hanging="720"/>
+        <w:jc w:val="left"/>
+        <w:outlineLvl w:val="0"/>
+      </w:pPr>
+      <w:r>
+        <w:rPr>
+          <w:b/>
+          <w:bCs/>
+        </w:rPr>
         <w:t xml:space="preserve">III.</w:t>
       </w:r>
       <w:r>
+        <w:rPr>
+          <w:b/>
+          <w:bCs/>
+        </w:rPr>
         <w:tab/>
       </w:r>
       <w:r>
-        <w:t xml:space="preserve">DEBTOR’S HOUSEHOLD INCOME EXCEEDS THE AMOUNT IDENTIFIED IN THE</w:t>
-      </w:r>
-      <w:r>
-        <w:t xml:space="preserve"> </w:t>
-      </w:r>
-      <w:r>
-        <w:rPr>
+        <w:rPr>
+          <w:b/>
+          <w:bCs/>
+        </w:rPr>
+        <w:t xml:space="preserve">DEBTOR’S</w:t>
+      </w:r>
+      <w:r>
+        <w:rPr>
+          <w:b/>
+          <w:bCs/>
+        </w:rPr>
+        <w:t xml:space="preserve"> </w:t>
+      </w:r>
+      <w:r>
+        <w:rPr>
+          <w:b/>
+          <w:bCs/>
+        </w:rPr>
+        <w:t xml:space="preserve">HOUSEHOLD</w:t>
+      </w:r>
+      <w:r>
+        <w:rPr>
+          <w:b/>
+          <w:bCs/>
+        </w:rPr>
+        <w:t xml:space="preserve"> </w:t>
+      </w:r>
+      <w:r>
+        <w:rPr>
+          <w:b/>
+          <w:bCs/>
+        </w:rPr>
+        <w:t xml:space="preserve">INCOME</w:t>
+      </w:r>
+      <w:r>
+        <w:rPr>
+          <w:b/>
+          <w:bCs/>
+        </w:rPr>
+        <w:t xml:space="preserve"> </w:t>
+      </w:r>
+      <w:r>
+        <w:rPr>
+          <w:b/>
+          <w:bCs/>
+        </w:rPr>
+        <w:t xml:space="preserve">EXCEEDS</w:t>
+      </w:r>
+      <w:r>
+        <w:rPr>
+          <w:b/>
+          <w:bCs/>
+        </w:rPr>
+        <w:t xml:space="preserve"> </w:t>
+      </w:r>
+      <w:r>
+        <w:rPr>
+          <w:b/>
+          <w:bCs/>
+        </w:rPr>
+        <w:t xml:space="preserve">THE</w:t>
+      </w:r>
+      <w:r>
+        <w:rPr>
+          <w:b/>
+          <w:bCs/>
+        </w:rPr>
+        <w:t xml:space="preserve"> </w:t>
+      </w:r>
+      <w:r>
+        <w:rPr>
+          <w:b/>
+          <w:bCs/>
+        </w:rPr>
+        <w:t xml:space="preserve">AMOUNT</w:t>
+      </w:r>
+      <w:r>
+        <w:rPr>
+          <w:b/>
+          <w:bCs/>
+        </w:rPr>
+        <w:t xml:space="preserve"> </w:t>
+      </w:r>
+      <w:r>
+        <w:rPr>
+          <w:b/>
+          <w:bCs/>
+        </w:rPr>
+        <w:t xml:space="preserve">IDENTIFIED</w:t>
+      </w:r>
+      <w:r>
+        <w:rPr>
+          <w:b/>
+          <w:bCs/>
+        </w:rPr>
+        <w:t xml:space="preserve"> </w:t>
+      </w:r>
+      <w:r>
+        <w:rPr>
+          <w:b/>
+          <w:bCs/>
+        </w:rPr>
+        <w:t xml:space="preserve">IN</w:t>
+      </w:r>
+      <w:r>
+        <w:rPr>
+          <w:b/>
+          <w:bCs/>
+        </w:rPr>
+        <w:t xml:space="preserve"> </w:t>
+      </w:r>
+      <w:r>
+        <w:rPr>
+          <w:b/>
+          <w:bCs/>
+        </w:rPr>
+        <w:t xml:space="preserve">THE</w:t>
+      </w:r>
+      <w:r>
+        <w:rPr>
+          <w:b/>
+          <w:bCs/>
+        </w:rPr>
+        <w:t xml:space="preserve"> </w:t>
+      </w:r>
+      <w:r>
+        <w:rPr>
+          <w:b/>
+          <w:bCs/>
           <w:i/>
           <w:iCs/>
         </w:rPr>
         <w:t xml:space="preserve">SCHWARTZ</w:t>
       </w:r>
       <w:r>
-        <w:t xml:space="preserve"> </w:t>
-      </w:r>
-      <w:r>
+        <w:rPr>
+          <w:b/>
+          <w:bCs/>
+        </w:rPr>
+        <w:t xml:space="preserve"> </w:t>
+      </w:r>
+      <w:r>
+        <w:rPr>
+          <w:b/>
+          <w:bCs/>
+        </w:rPr>
         <w:t xml:space="preserve">CASE</w:t>
       </w:r>
     </w:p>
     <w:p>
       <w:pPr>
-        <w:pStyle w:val="FirstParagraph"/>
+        <w:pStyle w:val="BodyText"/>
       </w:pPr>
       <w:r>
         <w:t xml:space="preserve">As discussed in more detail below, both Debtor’s household gross income and net income exceed that of the debtors in</w:t>
@@ -500,24 +998,394 @@
     </w:p>
     <w:p>
       <w:pPr>
-        <w:pStyle w:val="Heading2"/>
-      </w:pPr>
-      <w:r>
+        <w:keepNext/>
+        <w:keepLines/>
+        <w:tabs>
+          <w:tab w:val="left" w:pos="1440"/>
+        </w:tabs>
+        <w:spacing w:before="276" w:after="276" w:line="276" w:lineRule="exact"/>
+        <w:ind w:left="1440" w:hanging="720"/>
+        <w:jc w:val="left"/>
+        <w:outlineLvl w:val="1"/>
+      </w:pPr>
+      <w:r>
+        <w:rPr>
+          <w:b/>
+          <w:bCs/>
+        </w:rPr>
         <w:t xml:space="preserve">A.</w:t>
       </w:r>
       <w:r>
+        <w:rPr>
+          <w:b/>
+          <w:bCs/>
+        </w:rPr>
         <w:tab/>
       </w:r>
       <w:r>
-        <w:t xml:space="preserve">Debtor’s Employment Is No Less Stable Than Any Other Employee in a Global Pandemic; Since His “Furlough,” He Received a Promotion and Is Negotiating a Raise.</w:t>
-      </w:r>
-    </w:p>
-    <w:p>
-      <w:pPr>
-        <w:pStyle w:val="FirstParagraph"/>
-      </w:pPr>
-      <w:r>
-        <w:t xml:space="preserve">At the time of filing, Debtor was receiving unemployment benefits. His Schedule I states that he was “furloughed, receiving $1,030/week unemployment compensation; does not know when, or if, employer will reopen, or what compensation will be if it does.” Debtor’s Rule 2004 examination tells a different story. Debtor testified that his employer Windy City Motors had not, in fact, closed, but rather sought voluntary furloughs during the early days of the pandemic. Ex. A at 31 (Debtor’s Deposition, December 2, 2020). Knowing he would receive unemployment benefits, Debtor volunteered for the furlough.</w:t>
+        <w:rPr>
+          <w:b/>
+          <w:bCs/>
+        </w:rPr>
+        <w:t xml:space="preserve">Debtor’s</w:t>
+      </w:r>
+      <w:r>
+        <w:rPr>
+          <w:b/>
+          <w:bCs/>
+        </w:rPr>
+        <w:t xml:space="preserve"> </w:t>
+      </w:r>
+      <w:r>
+        <w:rPr>
+          <w:b/>
+          <w:bCs/>
+        </w:rPr>
+        <w:t xml:space="preserve">Employment</w:t>
+      </w:r>
+      <w:r>
+        <w:rPr>
+          <w:b/>
+          <w:bCs/>
+        </w:rPr>
+        <w:t xml:space="preserve"> </w:t>
+      </w:r>
+      <w:r>
+        <w:rPr>
+          <w:b/>
+          <w:bCs/>
+        </w:rPr>
+        <w:t xml:space="preserve">Is</w:t>
+      </w:r>
+      <w:r>
+        <w:rPr>
+          <w:b/>
+          <w:bCs/>
+        </w:rPr>
+        <w:t xml:space="preserve"> </w:t>
+      </w:r>
+      <w:r>
+        <w:rPr>
+          <w:b/>
+          <w:bCs/>
+        </w:rPr>
+        <w:t xml:space="preserve">No</w:t>
+      </w:r>
+      <w:r>
+        <w:rPr>
+          <w:b/>
+          <w:bCs/>
+        </w:rPr>
+        <w:t xml:space="preserve"> </w:t>
+      </w:r>
+      <w:r>
+        <w:rPr>
+          <w:b/>
+          <w:bCs/>
+        </w:rPr>
+        <w:t xml:space="preserve">Less</w:t>
+      </w:r>
+      <w:r>
+        <w:rPr>
+          <w:b/>
+          <w:bCs/>
+        </w:rPr>
+        <w:t xml:space="preserve"> </w:t>
+      </w:r>
+      <w:r>
+        <w:rPr>
+          <w:b/>
+          <w:bCs/>
+        </w:rPr>
+        <w:t xml:space="preserve">Stable</w:t>
+      </w:r>
+      <w:r>
+        <w:rPr>
+          <w:b/>
+          <w:bCs/>
+        </w:rPr>
+        <w:t xml:space="preserve"> </w:t>
+      </w:r>
+      <w:r>
+        <w:rPr>
+          <w:b/>
+          <w:bCs/>
+        </w:rPr>
+        <w:t xml:space="preserve">Than</w:t>
+      </w:r>
+      <w:r>
+        <w:rPr>
+          <w:b/>
+          <w:bCs/>
+        </w:rPr>
+        <w:t xml:space="preserve"> </w:t>
+      </w:r>
+      <w:r>
+        <w:rPr>
+          <w:b/>
+          <w:bCs/>
+        </w:rPr>
+        <w:t xml:space="preserve">Any</w:t>
+      </w:r>
+      <w:r>
+        <w:rPr>
+          <w:b/>
+          <w:bCs/>
+        </w:rPr>
+        <w:t xml:space="preserve"> </w:t>
+      </w:r>
+      <w:r>
+        <w:rPr>
+          <w:b/>
+          <w:bCs/>
+        </w:rPr>
+        <w:t xml:space="preserve">Other</w:t>
+      </w:r>
+      <w:r>
+        <w:rPr>
+          <w:b/>
+          <w:bCs/>
+        </w:rPr>
+        <w:t xml:space="preserve"> </w:t>
+      </w:r>
+      <w:r>
+        <w:rPr>
+          <w:b/>
+          <w:bCs/>
+        </w:rPr>
+        <w:t xml:space="preserve">Employee</w:t>
+      </w:r>
+      <w:r>
+        <w:rPr>
+          <w:b/>
+          <w:bCs/>
+        </w:rPr>
+        <w:t xml:space="preserve"> </w:t>
+      </w:r>
+      <w:r>
+        <w:rPr>
+          <w:b/>
+          <w:bCs/>
+        </w:rPr>
+        <w:t xml:space="preserve">in</w:t>
+      </w:r>
+      <w:r>
+        <w:rPr>
+          <w:b/>
+          <w:bCs/>
+        </w:rPr>
+        <w:t xml:space="preserve"> </w:t>
+      </w:r>
+      <w:r>
+        <w:rPr>
+          <w:b/>
+          <w:bCs/>
+        </w:rPr>
+        <w:t xml:space="preserve">a</w:t>
+      </w:r>
+      <w:r>
+        <w:rPr>
+          <w:b/>
+          <w:bCs/>
+        </w:rPr>
+        <w:t xml:space="preserve"> </w:t>
+      </w:r>
+      <w:r>
+        <w:rPr>
+          <w:b/>
+          <w:bCs/>
+        </w:rPr>
+        <w:t xml:space="preserve">Global</w:t>
+      </w:r>
+      <w:r>
+        <w:rPr>
+          <w:b/>
+          <w:bCs/>
+        </w:rPr>
+        <w:t xml:space="preserve"> </w:t>
+      </w:r>
+      <w:r>
+        <w:rPr>
+          <w:b/>
+          <w:bCs/>
+        </w:rPr>
+        <w:t xml:space="preserve">Pandemic;</w:t>
+      </w:r>
+      <w:r>
+        <w:rPr>
+          <w:b/>
+          <w:bCs/>
+        </w:rPr>
+        <w:t xml:space="preserve"> </w:t>
+      </w:r>
+      <w:r>
+        <w:rPr>
+          <w:b/>
+          <w:bCs/>
+        </w:rPr>
+        <w:t xml:space="preserve">Since</w:t>
+      </w:r>
+      <w:r>
+        <w:rPr>
+          <w:b/>
+          <w:bCs/>
+        </w:rPr>
+        <w:t xml:space="preserve"> </w:t>
+      </w:r>
+      <w:r>
+        <w:rPr>
+          <w:b/>
+          <w:bCs/>
+        </w:rPr>
+        <w:t xml:space="preserve">His</w:t>
+      </w:r>
+      <w:r>
+        <w:rPr>
+          <w:b/>
+          <w:bCs/>
+        </w:rPr>
+        <w:t xml:space="preserve"> </w:t>
+      </w:r>
+      <w:r>
+        <w:rPr>
+          <w:b/>
+          <w:bCs/>
+        </w:rPr>
+        <w:t xml:space="preserve">“Furlough,”</w:t>
+      </w:r>
+      <w:r>
+        <w:rPr>
+          <w:b/>
+          <w:bCs/>
+        </w:rPr>
+        <w:t xml:space="preserve"> </w:t>
+      </w:r>
+      <w:r>
+        <w:rPr>
+          <w:b/>
+          <w:bCs/>
+        </w:rPr>
+        <w:t xml:space="preserve">He</w:t>
+      </w:r>
+      <w:r>
+        <w:rPr>
+          <w:b/>
+          <w:bCs/>
+        </w:rPr>
+        <w:t xml:space="preserve"> </w:t>
+      </w:r>
+      <w:r>
+        <w:rPr>
+          <w:b/>
+          <w:bCs/>
+        </w:rPr>
+        <w:t xml:space="preserve">Received</w:t>
+      </w:r>
+      <w:r>
+        <w:rPr>
+          <w:b/>
+          <w:bCs/>
+        </w:rPr>
+        <w:t xml:space="preserve"> </w:t>
+      </w:r>
+      <w:r>
+        <w:rPr>
+          <w:b/>
+          <w:bCs/>
+        </w:rPr>
+        <w:t xml:space="preserve">a</w:t>
+      </w:r>
+      <w:r>
+        <w:rPr>
+          <w:b/>
+          <w:bCs/>
+        </w:rPr>
+        <w:t xml:space="preserve"> </w:t>
+      </w:r>
+      <w:r>
+        <w:rPr>
+          <w:b/>
+          <w:bCs/>
+        </w:rPr>
+        <w:t xml:space="preserve">Promotion</w:t>
+      </w:r>
+      <w:r>
+        <w:rPr>
+          <w:b/>
+          <w:bCs/>
+        </w:rPr>
+        <w:t xml:space="preserve"> </w:t>
+      </w:r>
+      <w:r>
+        <w:rPr>
+          <w:b/>
+          <w:bCs/>
+        </w:rPr>
+        <w:t xml:space="preserve">and</w:t>
+      </w:r>
+      <w:r>
+        <w:rPr>
+          <w:b/>
+          <w:bCs/>
+        </w:rPr>
+        <w:t xml:space="preserve"> </w:t>
+      </w:r>
+      <w:r>
+        <w:rPr>
+          <w:b/>
+          <w:bCs/>
+        </w:rPr>
+        <w:t xml:space="preserve">Is</w:t>
+      </w:r>
+      <w:r>
+        <w:rPr>
+          <w:b/>
+          <w:bCs/>
+        </w:rPr>
+        <w:t xml:space="preserve"> </w:t>
+      </w:r>
+      <w:r>
+        <w:rPr>
+          <w:b/>
+          <w:bCs/>
+        </w:rPr>
+        <w:t xml:space="preserve">Negotiating</w:t>
+      </w:r>
+      <w:r>
+        <w:rPr>
+          <w:b/>
+          <w:bCs/>
+        </w:rPr>
+        <w:t xml:space="preserve"> </w:t>
+      </w:r>
+      <w:r>
+        <w:rPr>
+          <w:b/>
+          <w:bCs/>
+        </w:rPr>
+        <w:t xml:space="preserve">a</w:t>
+      </w:r>
+      <w:r>
+        <w:rPr>
+          <w:b/>
+          <w:bCs/>
+        </w:rPr>
+        <w:t xml:space="preserve"> </w:t>
+      </w:r>
+      <w:r>
+        <w:rPr>
+          <w:b/>
+          <w:bCs/>
+        </w:rPr>
+        <w:t xml:space="preserve">Raise.</w:t>
+      </w:r>
+    </w:p>
+    <w:p>
+      <w:pPr>
+        <w:pStyle w:val="BodyText"/>
+      </w:pPr>
+      <w:r>
+        <w:t xml:space="preserve">At the time of filing, Debtor was receiving unemployment benefits. His Schedule I states that he was “furloughed, receiving $1,030/​week unemployment compensation; does not know when, or if, employer will reopen, or what compensation will be if it does.” Debtor’s Rule 2004 examination tells a different story. Debtor testified that his employer Windy City Motors had not, in fact, closed, but rather sought voluntary furloughs during the early days of the pandemic. Ex. A at 31 (Debtor’s Deposition, December 2, 2020). Knowing he would receive unemployment benefits, Debtor volunteered for the furlough.</w:t>
       </w:r>
       <w:r>
         <w:t xml:space="preserve"> </w:t>
@@ -533,7 +1401,13 @@
         <w:t xml:space="preserve"> </w:t>
       </w:r>
       <w:r>
-        <w:t xml:space="preserve">at 31-33. Debtor also testified that he continued to assist his employer by performing routine tasks remotely while he was ostensibly off work, including processing credit applications and making outgoing phone calls.</w:t>
+        <w:t xml:space="preserve">at 31</w:t>
+      </w:r>
+      <w:r>
+        <w:noBreakHyphen/>
+      </w:r>
+      <w:r>
+        <w:t xml:space="preserve">33. Debtor also testified that he continued to assist his employer by performing routine tasks remotely while he was ostensibly off work, including processing credit applications and making outgoing phone calls.</w:t>
       </w:r>
       <w:r>
         <w:t xml:space="preserve"> </w:t>
@@ -549,7 +1423,13 @@
         <w:t xml:space="preserve"> </w:t>
       </w:r>
       <w:r>
-        <w:t xml:space="preserve">at 33-34.</w:t>
+        <w:t xml:space="preserve">at 33</w:t>
+      </w:r>
+      <w:r>
+        <w:noBreakHyphen/>
+      </w:r>
+      <w:r>
+        <w:t xml:space="preserve">34.</w:t>
       </w:r>
     </w:p>
     <w:p>
@@ -589,7 +1469,13 @@
         <w:t xml:space="preserve"> </w:t>
       </w:r>
       <w:r>
-        <w:t xml:space="preserve">Ex. A at 35. After his return to work, Debtor was awarded a promotion to manage the Windy City Motors’ Business Development Center. Ex. A at 31. At the time of his testimony, Debtor was in the process of negotiating his raise, which he thought should bring his salary to approximately $100,000. Ex. A. at 19-24. Even without the increase, Debtor resumed earning $2,500 per paycheck, amounting to approximately $5,417 gross income per month, which on an annual basis is a salary of $65,000. Ex. A at 20. After taxes of approximately $500 per check, the Debtor’s actual take-home pay was approximately $4,333 – slightly less than what the Debtor was receiving on unemployment.</w:t>
+        <w:t xml:space="preserve">Ex. A at 35. After his return to work, Debtor was awarded a promotion to manage the Windy City Motors’ Business Development Center. Ex. A at 31. At the time of his testimony, Debtor was in the process of negotiating his raise, which he thought should bring his salary to approximately $100,000. Ex. A. at 19</w:t>
+      </w:r>
+      <w:r>
+        <w:noBreakHyphen/>
+      </w:r>
+      <w:r>
+        <w:t xml:space="preserve">24. Even without the increase, Debtor resumed earning $2,500 per paycheck, amounting to approximately $5,417 gross income per month, which on an annual basis is a salary of $65,000. Ex. A at 20. After taxes of approximately $500 per check, the Debtor’s actual take-home pay was approximately $4,333 – slightly less than what the Debtor was receiving on unemployment.</w:t>
       </w:r>
       <w:r>
         <w:t xml:space="preserve"> </w:t>
@@ -613,7 +1499,13 @@
         <w:pStyle w:val="BodyText"/>
       </w:pPr>
       <w:r>
-        <w:t xml:space="preserve">While the Debtor expressed uncertainty in the petition about his job prospects, this uncertainty is unfounded. The Debtor’s job position was secure, as evidenced by the fact that he continued to aid his employer while furloughed; he received a job promotion shortly after returning to work; and he has since had discussions with his employer about substantially increasing his income. Ex. A. at 19-24. Although Debtor expressed some uncertainty about his ability to succeed in his new position, Ex. A at 25, this uncertainty seems less likely for Debtor than for employees in other service industries. The pandemic has reportedly fueled sales in motorsport vehicles,</w:t>
+        <w:t xml:space="preserve">While the Debtor expressed uncertainty in the petition about his job prospects, this uncertainty is unfounded. The Debtor’s job position was secure, as evidenced by the fact that he continued to aid his employer while furloughed; he received a job promotion shortly after returning to work; and he has since had discussions with his employer about substantially increasing his income. Ex. A. at 19</w:t>
+      </w:r>
+      <w:r>
+        <w:noBreakHyphen/>
+      </w:r>
+      <w:r>
+        <w:t xml:space="preserve">24. Although Debtor expressed some uncertainty about his ability to succeed in his new position, Ex. A at 25, this uncertainty seems less likely for Debtor than for employees in other service industries. The pandemic has reportedly fueled sales in motorsport vehicles,</w:t>
       </w:r>
       <w:r>
         <w:t xml:space="preserve"> </w:t>
@@ -629,7 +1521,7 @@
         <w:t xml:space="preserve"> </w:t>
       </w:r>
       <w:r>
-        <w:t xml:space="preserve">https://www.roadracingworld.com/news/u-s-motorcycle-sales-boom-despite-pandemic/ (lasted visited January 8, 2021), and Debtor enjoys a positive relationship with his employer Windy City Motors, having previously worked with many of its store managers and department managers, given Debtor’s long history in the industry.</w:t>
+        <w:t xml:space="preserve">https:/​/www.roadracingworld.com/​news/​u-s-motorcycle-sales-boom-despite-pandemic/ (lasted visited January 8, 2021), and Debtor enjoys a positive relationship with his employer Windy City Motors, having previously worked with many of its store managers and department managers, given Debtor’s long history in the industry.</w:t>
       </w:r>
       <w:r>
         <w:t xml:space="preserve"> </w:t>
@@ -650,24 +1542,268 @@
     </w:p>
     <w:p>
       <w:pPr>
-        <w:pStyle w:val="Heading2"/>
-      </w:pPr>
-      <w:r>
+        <w:keepNext/>
+        <w:keepLines/>
+        <w:tabs>
+          <w:tab w:val="left" w:pos="1440"/>
+        </w:tabs>
+        <w:spacing w:before="276" w:after="276" w:line="276" w:lineRule="exact"/>
+        <w:ind w:left="1440" w:hanging="720"/>
+        <w:jc w:val="left"/>
+        <w:outlineLvl w:val="1"/>
+      </w:pPr>
+      <w:r>
+        <w:rPr>
+          <w:b/>
+          <w:bCs/>
+        </w:rPr>
         <w:t xml:space="preserve">B.</w:t>
       </w:r>
       <w:r>
+        <w:rPr>
+          <w:b/>
+          <w:bCs/>
+        </w:rPr>
         <w:tab/>
       </w:r>
       <w:r>
-        <w:t xml:space="preserve">Debtor Incorrectly Calculates Income; Combined with his Non-Filing Spouse, Debtor’s Gross Household Income Exceeds $14,500 a Month.</w:t>
-      </w:r>
-    </w:p>
-    <w:p>
-      <w:pPr>
-        <w:pStyle w:val="FirstParagraph"/>
-      </w:pPr>
-      <w:r>
-        <w:t xml:space="preserve">Debtor’s Schedule I indicates that his non-filing spouse, Lara Martin, earns $7,794 per month in gross wages. While Schedule I requires a debtor only to estimate their income, the non-filing spouse’s actual gross income exceeds the reported income by a material amount. Mrs. Martin’s year-to-date income, as of the April 30th check stub (the latest stub prior to filing this case), was $37,257, based on nine paychecks since the beginning of the year. Accordingly, she earned approximately $8,970 per month, approximately $1,175 more than was disclosed on Schedule I.</w:t>
+        <w:rPr>
+          <w:b/>
+          <w:bCs/>
+        </w:rPr>
+        <w:t xml:space="preserve">Debtor</w:t>
+      </w:r>
+      <w:r>
+        <w:rPr>
+          <w:b/>
+          <w:bCs/>
+        </w:rPr>
+        <w:t xml:space="preserve"> </w:t>
+      </w:r>
+      <w:r>
+        <w:rPr>
+          <w:b/>
+          <w:bCs/>
+        </w:rPr>
+        <w:t xml:space="preserve">Incorrectly</w:t>
+      </w:r>
+      <w:r>
+        <w:rPr>
+          <w:b/>
+          <w:bCs/>
+        </w:rPr>
+        <w:t xml:space="preserve"> </w:t>
+      </w:r>
+      <w:r>
+        <w:rPr>
+          <w:b/>
+          <w:bCs/>
+        </w:rPr>
+        <w:t xml:space="preserve">Calculates</w:t>
+      </w:r>
+      <w:r>
+        <w:rPr>
+          <w:b/>
+          <w:bCs/>
+        </w:rPr>
+        <w:t xml:space="preserve"> </w:t>
+      </w:r>
+      <w:r>
+        <w:rPr>
+          <w:b/>
+          <w:bCs/>
+        </w:rPr>
+        <w:t xml:space="preserve">Income;</w:t>
+      </w:r>
+      <w:r>
+        <w:rPr>
+          <w:b/>
+          <w:bCs/>
+        </w:rPr>
+        <w:t xml:space="preserve"> </w:t>
+      </w:r>
+      <w:r>
+        <w:rPr>
+          <w:b/>
+          <w:bCs/>
+        </w:rPr>
+        <w:t xml:space="preserve">Combined</w:t>
+      </w:r>
+      <w:r>
+        <w:rPr>
+          <w:b/>
+          <w:bCs/>
+        </w:rPr>
+        <w:t xml:space="preserve"> </w:t>
+      </w:r>
+      <w:r>
+        <w:rPr>
+          <w:b/>
+          <w:bCs/>
+        </w:rPr>
+        <w:t xml:space="preserve">with</w:t>
+      </w:r>
+      <w:r>
+        <w:rPr>
+          <w:b/>
+          <w:bCs/>
+        </w:rPr>
+        <w:t xml:space="preserve"> </w:t>
+      </w:r>
+      <w:r>
+        <w:rPr>
+          <w:b/>
+          <w:bCs/>
+        </w:rPr>
+        <w:t xml:space="preserve">his</w:t>
+      </w:r>
+      <w:r>
+        <w:rPr>
+          <w:b/>
+          <w:bCs/>
+        </w:rPr>
+        <w:t xml:space="preserve"> </w:t>
+      </w:r>
+      <w:r>
+        <w:rPr>
+          <w:b/>
+          <w:bCs/>
+        </w:rPr>
+        <w:t xml:space="preserve">Non-Filing</w:t>
+      </w:r>
+      <w:r>
+        <w:rPr>
+          <w:b/>
+          <w:bCs/>
+        </w:rPr>
+        <w:t xml:space="preserve"> </w:t>
+      </w:r>
+      <w:r>
+        <w:rPr>
+          <w:b/>
+          <w:bCs/>
+        </w:rPr>
+        <w:t xml:space="preserve">Spouse,</w:t>
+      </w:r>
+      <w:r>
+        <w:rPr>
+          <w:b/>
+          <w:bCs/>
+        </w:rPr>
+        <w:t xml:space="preserve"> </w:t>
+      </w:r>
+      <w:r>
+        <w:rPr>
+          <w:b/>
+          <w:bCs/>
+        </w:rPr>
+        <w:t xml:space="preserve">Debtor’s</w:t>
+      </w:r>
+      <w:r>
+        <w:rPr>
+          <w:b/>
+          <w:bCs/>
+        </w:rPr>
+        <w:t xml:space="preserve"> </w:t>
+      </w:r>
+      <w:r>
+        <w:rPr>
+          <w:b/>
+          <w:bCs/>
+        </w:rPr>
+        <w:t xml:space="preserve">Gross</w:t>
+      </w:r>
+      <w:r>
+        <w:rPr>
+          <w:b/>
+          <w:bCs/>
+        </w:rPr>
+        <w:t xml:space="preserve"> </w:t>
+      </w:r>
+      <w:r>
+        <w:rPr>
+          <w:b/>
+          <w:bCs/>
+        </w:rPr>
+        <w:t xml:space="preserve">Household</w:t>
+      </w:r>
+      <w:r>
+        <w:rPr>
+          <w:b/>
+          <w:bCs/>
+        </w:rPr>
+        <w:t xml:space="preserve"> </w:t>
+      </w:r>
+      <w:r>
+        <w:rPr>
+          <w:b/>
+          <w:bCs/>
+        </w:rPr>
+        <w:t xml:space="preserve">Income</w:t>
+      </w:r>
+      <w:r>
+        <w:rPr>
+          <w:b/>
+          <w:bCs/>
+        </w:rPr>
+        <w:t xml:space="preserve"> </w:t>
+      </w:r>
+      <w:r>
+        <w:rPr>
+          <w:b/>
+          <w:bCs/>
+        </w:rPr>
+        <w:t xml:space="preserve">Exceeds</w:t>
+      </w:r>
+      <w:r>
+        <w:rPr>
+          <w:b/>
+          <w:bCs/>
+        </w:rPr>
+        <w:t xml:space="preserve"> </w:t>
+      </w:r>
+      <w:r>
+        <w:rPr>
+          <w:b/>
+          <w:bCs/>
+        </w:rPr>
+        <w:t xml:space="preserve">$14,500</w:t>
+      </w:r>
+      <w:r>
+        <w:rPr>
+          <w:b/>
+          <w:bCs/>
+        </w:rPr>
+        <w:t xml:space="preserve"> </w:t>
+      </w:r>
+      <w:r>
+        <w:rPr>
+          <w:b/>
+          <w:bCs/>
+        </w:rPr>
+        <w:t xml:space="preserve">a</w:t>
+      </w:r>
+      <w:r>
+        <w:rPr>
+          <w:b/>
+          <w:bCs/>
+        </w:rPr>
+        <w:t xml:space="preserve"> </w:t>
+      </w:r>
+      <w:r>
+        <w:rPr>
+          <w:b/>
+          <w:bCs/>
+        </w:rPr>
+        <w:t xml:space="preserve">Month.</w:t>
+      </w:r>
+    </w:p>
+    <w:p>
+      <w:pPr>
+        <w:pStyle w:val="BodyText"/>
+      </w:pPr>
+      <w:r>
+        <w:t xml:space="preserve">Debtor’s Schedule I indicates that his non-filing spouse, Lara Martin, earns $7,794 per month in gross wages. While Schedule I requires a debtor only to estimate their income, the non-filing spouse’s actual gross income exceeds the reported income by a material amount. Mrs. Martin’s year-to-date income, as of the April 30th check stub (the latest stub prior to filing this case), was $37,257, based on nine paychecks since the beginning of the year. Accordingly, she earned approximately $8,970 per month, approximately $1,175 more than was disclosed on Schedule I.</w:t>
       </w:r>
       <w:r>
         <w:t xml:space="preserve"> </w:t>
@@ -691,7 +1827,7 @@
         <w:pStyle w:val="BodyText"/>
       </w:pPr>
       <w:r>
-        <w:t xml:space="preserve">This higher income persisted during the year. As of August 20, 2020 – the last paycheck produced by Debtor – Mrs. Martin had earned $71,847 year-to-date, which is approximately $9,157 on average per month, or $1,363 more than was disclosed on Schedule I. Assuming that Ms. Martin continues to earn at the pace she has for the first seven and one-half months of the year, her annual gross income will reach nearly $110,000 on an annual basis.</w:t>
+        <w:t xml:space="preserve">This higher income persisted during the year. As of August 20, 2020 – the last paycheck produced by Debtor – Mrs. Martin had earned $71,847 year-to-date, which is approximately $9,157 on average per month, or $1,363 more than was disclosed on Schedule I. Assuming that Ms. Martin continues to earn at the pace she has for the first seven and one-half months of the year, her annual gross income will reach nearly $110,000 on an annual basis.</w:t>
       </w:r>
     </w:p>
     <w:p>
@@ -737,32 +1873,122 @@
         <w:rPr>
           <w:rStyle w:val="FootnoteReference"/>
         </w:rPr>
-        <w:footnoteReference w:id="21"/>
-      </w:r>
-      <w:r>
-        <w:t xml:space="preserve"> </w:t>
-      </w:r>
-      <w:r>
-        <w:t xml:space="preserve">On a net monthly basis, the understatement of Mrs. Martin’s income means there is at least another $1,100 in the household budget that Debtor failed to disclose.</w:t>
-      </w:r>
-    </w:p>
-    <w:p>
-      <w:pPr>
-        <w:pStyle w:val="Heading2"/>
-      </w:pPr>
-      <w:r>
+        <w:footnoteReference w:id="10"/>
+      </w:r>
+      <w:r>
+        <w:t xml:space="preserve"> </w:t>
+      </w:r>
+      <w:r>
+        <w:t xml:space="preserve">On a net monthly basis, the understatement of Mrs. Martin’s income means there is at least another $1,100 in the household budget that Debtor failed to disclose.</w:t>
+      </w:r>
+    </w:p>
+    <w:p>
+      <w:pPr>
+        <w:keepNext/>
+        <w:keepLines/>
+        <w:tabs>
+          <w:tab w:val="left" w:pos="1440"/>
+        </w:tabs>
+        <w:spacing w:before="276" w:after="276" w:line="276" w:lineRule="exact"/>
+        <w:ind w:left="1440" w:hanging="720"/>
+        <w:jc w:val="left"/>
+        <w:outlineLvl w:val="1"/>
+      </w:pPr>
+      <w:r>
+        <w:rPr>
+          <w:b/>
+          <w:bCs/>
+        </w:rPr>
         <w:t xml:space="preserve">C.</w:t>
       </w:r>
       <w:r>
+        <w:rPr>
+          <w:b/>
+          <w:bCs/>
+        </w:rPr>
         <w:tab/>
       </w:r>
       <w:r>
-        <w:t xml:space="preserve">The Household has Excessive 401(k) Contributions</w:t>
-      </w:r>
-    </w:p>
-    <w:p>
-      <w:pPr>
-        <w:pStyle w:val="FirstParagraph"/>
+        <w:rPr>
+          <w:b/>
+          <w:bCs/>
+        </w:rPr>
+        <w:t xml:space="preserve">The</w:t>
+      </w:r>
+      <w:r>
+        <w:rPr>
+          <w:b/>
+          <w:bCs/>
+        </w:rPr>
+        <w:t xml:space="preserve"> </w:t>
+      </w:r>
+      <w:r>
+        <w:rPr>
+          <w:b/>
+          <w:bCs/>
+        </w:rPr>
+        <w:t xml:space="preserve">Household</w:t>
+      </w:r>
+      <w:r>
+        <w:rPr>
+          <w:b/>
+          <w:bCs/>
+        </w:rPr>
+        <w:t xml:space="preserve"> </w:t>
+      </w:r>
+      <w:r>
+        <w:rPr>
+          <w:b/>
+          <w:bCs/>
+        </w:rPr>
+        <w:t xml:space="preserve">has</w:t>
+      </w:r>
+      <w:r>
+        <w:rPr>
+          <w:b/>
+          <w:bCs/>
+        </w:rPr>
+        <w:t xml:space="preserve"> </w:t>
+      </w:r>
+      <w:r>
+        <w:rPr>
+          <w:b/>
+          <w:bCs/>
+        </w:rPr>
+        <w:t xml:space="preserve">Excessive</w:t>
+      </w:r>
+      <w:r>
+        <w:rPr>
+          <w:b/>
+          <w:bCs/>
+        </w:rPr>
+        <w:t xml:space="preserve"> </w:t>
+      </w:r>
+      <w:r>
+        <w:rPr>
+          <w:b/>
+          <w:bCs/>
+        </w:rPr>
+        <w:t xml:space="preserve">401(k)</w:t>
+      </w:r>
+      <w:r>
+        <w:rPr>
+          <w:b/>
+          <w:bCs/>
+        </w:rPr>
+        <w:t xml:space="preserve"> </w:t>
+      </w:r>
+      <w:r>
+        <w:rPr>
+          <w:b/>
+          <w:bCs/>
+        </w:rPr>
+        <w:t xml:space="preserve">Contributions</w:t>
+      </w:r>
+    </w:p>
+    <w:p>
+      <w:pPr>
+        <w:pStyle w:val="BodyText"/>
       </w:pPr>
       <w:r>
         <w:t xml:space="preserve">Debtor’s Schedule I indicates that his non-filing spouse withholds a significant sum for her 401(k).</w:t>
@@ -771,7 +1997,7 @@
         <w:rPr>
           <w:rStyle w:val="FootnoteReference"/>
         </w:rPr>
-        <w:footnoteReference w:id="22"/>
+        <w:footnoteReference w:id="11"/>
       </w:r>
       <w:r>
         <w:t xml:space="preserve"> </w:t>
@@ -827,24 +2053,254 @@
     </w:p>
     <w:p>
       <w:pPr>
-        <w:pStyle w:val="Heading2"/>
-      </w:pPr>
-      <w:r>
+        <w:keepNext/>
+        <w:keepLines/>
+        <w:tabs>
+          <w:tab w:val="left" w:pos="1440"/>
+        </w:tabs>
+        <w:spacing w:before="276" w:after="276" w:line="276" w:lineRule="exact"/>
+        <w:ind w:left="1440" w:hanging="720"/>
+        <w:jc w:val="left"/>
+        <w:outlineLvl w:val="1"/>
+      </w:pPr>
+      <w:r>
+        <w:rPr>
+          <w:b/>
+          <w:bCs/>
+        </w:rPr>
         <w:t xml:space="preserve">D.</w:t>
       </w:r>
       <w:r>
+        <w:rPr>
+          <w:b/>
+          <w:bCs/>
+        </w:rPr>
         <w:tab/>
       </w:r>
       <w:r>
-        <w:t xml:space="preserve">The Household has, and Continues to, Voluntarily Suppress Income by Withholding Taxes that Are Not Owed</w:t>
-      </w:r>
-    </w:p>
-    <w:p>
-      <w:pPr>
-        <w:pStyle w:val="FirstParagraph"/>
-      </w:pPr>
-      <w:r>
-        <w:t xml:space="preserve">Debtor’s Schedule A/B, Line 28, lists an anticipated tax refund with an unknown value, with the note that the asset is for “[a]nticipated 2018/19 tax refund $25k (large carryovers, but withholding paid by [non-filing spouse]).”</w:t>
+        <w:rPr>
+          <w:b/>
+          <w:bCs/>
+        </w:rPr>
+        <w:t xml:space="preserve">The</w:t>
+      </w:r>
+      <w:r>
+        <w:rPr>
+          <w:b/>
+          <w:bCs/>
+        </w:rPr>
+        <w:t xml:space="preserve"> </w:t>
+      </w:r>
+      <w:r>
+        <w:rPr>
+          <w:b/>
+          <w:bCs/>
+        </w:rPr>
+        <w:t xml:space="preserve">Household</w:t>
+      </w:r>
+      <w:r>
+        <w:rPr>
+          <w:b/>
+          <w:bCs/>
+        </w:rPr>
+        <w:t xml:space="preserve"> </w:t>
+      </w:r>
+      <w:r>
+        <w:rPr>
+          <w:b/>
+          <w:bCs/>
+        </w:rPr>
+        <w:t xml:space="preserve">has,</w:t>
+      </w:r>
+      <w:r>
+        <w:rPr>
+          <w:b/>
+          <w:bCs/>
+        </w:rPr>
+        <w:t xml:space="preserve"> </w:t>
+      </w:r>
+      <w:r>
+        <w:rPr>
+          <w:b/>
+          <w:bCs/>
+        </w:rPr>
+        <w:t xml:space="preserve">and</w:t>
+      </w:r>
+      <w:r>
+        <w:rPr>
+          <w:b/>
+          <w:bCs/>
+        </w:rPr>
+        <w:t xml:space="preserve"> </w:t>
+      </w:r>
+      <w:r>
+        <w:rPr>
+          <w:b/>
+          <w:bCs/>
+        </w:rPr>
+        <w:t xml:space="preserve">Continues</w:t>
+      </w:r>
+      <w:r>
+        <w:rPr>
+          <w:b/>
+          <w:bCs/>
+        </w:rPr>
+        <w:t xml:space="preserve"> </w:t>
+      </w:r>
+      <w:r>
+        <w:rPr>
+          <w:b/>
+          <w:bCs/>
+        </w:rPr>
+        <w:t xml:space="preserve">to,</w:t>
+      </w:r>
+      <w:r>
+        <w:rPr>
+          <w:b/>
+          <w:bCs/>
+        </w:rPr>
+        <w:t xml:space="preserve"> </w:t>
+      </w:r>
+      <w:r>
+        <w:rPr>
+          <w:b/>
+          <w:bCs/>
+        </w:rPr>
+        <w:t xml:space="preserve">Voluntarily</w:t>
+      </w:r>
+      <w:r>
+        <w:rPr>
+          <w:b/>
+          <w:bCs/>
+        </w:rPr>
+        <w:t xml:space="preserve"> </w:t>
+      </w:r>
+      <w:r>
+        <w:rPr>
+          <w:b/>
+          <w:bCs/>
+        </w:rPr>
+        <w:t xml:space="preserve">Suppress</w:t>
+      </w:r>
+      <w:r>
+        <w:rPr>
+          <w:b/>
+          <w:bCs/>
+        </w:rPr>
+        <w:t xml:space="preserve"> </w:t>
+      </w:r>
+      <w:r>
+        <w:rPr>
+          <w:b/>
+          <w:bCs/>
+        </w:rPr>
+        <w:t xml:space="preserve">Income</w:t>
+      </w:r>
+      <w:r>
+        <w:rPr>
+          <w:b/>
+          <w:bCs/>
+        </w:rPr>
+        <w:t xml:space="preserve"> </w:t>
+      </w:r>
+      <w:r>
+        <w:rPr>
+          <w:b/>
+          <w:bCs/>
+        </w:rPr>
+        <w:t xml:space="preserve">by</w:t>
+      </w:r>
+      <w:r>
+        <w:rPr>
+          <w:b/>
+          <w:bCs/>
+        </w:rPr>
+        <w:t xml:space="preserve"> </w:t>
+      </w:r>
+      <w:r>
+        <w:rPr>
+          <w:b/>
+          <w:bCs/>
+        </w:rPr>
+        <w:t xml:space="preserve">Withholding</w:t>
+      </w:r>
+      <w:r>
+        <w:rPr>
+          <w:b/>
+          <w:bCs/>
+        </w:rPr>
+        <w:t xml:space="preserve"> </w:t>
+      </w:r>
+      <w:r>
+        <w:rPr>
+          <w:b/>
+          <w:bCs/>
+        </w:rPr>
+        <w:t xml:space="preserve">Taxes</w:t>
+      </w:r>
+      <w:r>
+        <w:rPr>
+          <w:b/>
+          <w:bCs/>
+        </w:rPr>
+        <w:t xml:space="preserve"> </w:t>
+      </w:r>
+      <w:r>
+        <w:rPr>
+          <w:b/>
+          <w:bCs/>
+        </w:rPr>
+        <w:t xml:space="preserve">that</w:t>
+      </w:r>
+      <w:r>
+        <w:rPr>
+          <w:b/>
+          <w:bCs/>
+        </w:rPr>
+        <w:t xml:space="preserve"> </w:t>
+      </w:r>
+      <w:r>
+        <w:rPr>
+          <w:b/>
+          <w:bCs/>
+        </w:rPr>
+        <w:t xml:space="preserve">Are</w:t>
+      </w:r>
+      <w:r>
+        <w:rPr>
+          <w:b/>
+          <w:bCs/>
+        </w:rPr>
+        <w:t xml:space="preserve"> </w:t>
+      </w:r>
+      <w:r>
+        <w:rPr>
+          <w:b/>
+          <w:bCs/>
+        </w:rPr>
+        <w:t xml:space="preserve">Not</w:t>
+      </w:r>
+      <w:r>
+        <w:rPr>
+          <w:b/>
+          <w:bCs/>
+        </w:rPr>
+        <w:t xml:space="preserve"> </w:t>
+      </w:r>
+      <w:r>
+        <w:rPr>
+          <w:b/>
+          <w:bCs/>
+        </w:rPr>
+        <w:t xml:space="preserve">Owed</w:t>
+      </w:r>
+    </w:p>
+    <w:p>
+      <w:pPr>
+        <w:pStyle w:val="BodyText"/>
+      </w:pPr>
+      <w:r>
+        <w:t xml:space="preserve">Debtor’s Schedule A/​B, Line 28, lists an anticipated tax refund with an unknown value, with the note that the asset is for “[a]nticipated 2018/19 tax refund $25k (large carryovers, but withholding paid by [non-filing spouse]).”</w:t>
       </w:r>
       <w:r>
         <w:t xml:space="preserve"> </w:t>
@@ -860,7 +2316,7 @@
         <w:t xml:space="preserve"> </w:t>
       </w:r>
       <w:r>
-        <w:t xml:space="preserve">Exhibit E (Schedule A/B). The clear implication of his sworn statement is that Debtor and his spouse have not filed their 2018 and 2019 tax returns, and while the Debtor may have a legal interest in tax refunds for 2018 and 2019, he (and thus the estate) does not have an equitable interest in the funds. An examination of the Debtor’s financial records reveals, however, that despite attributing the refunds solely to Mrs. Martin’s withholdings, both Debtor and his spouse contributed sizeable tax withholdings for 2019 and continue to do so in 2020.</w:t>
+        <w:t xml:space="preserve">Exhibit E (Schedule A/​B). The clear implication of his sworn statement is that Debtor and his spouse have not filed their 2018 and 2019 tax returns, and while the Debtor may have a legal interest in tax refunds for 2018 and 2019, he (and thus the estate) does not have an equitable interest in the funds. An examination of the Debtor’s financial records reveals, however, that despite attributing the refunds solely to Mrs. Martin’s withholdings, both Debtor and his spouse contributed sizeable tax withholdings for 2019 and continue to do so in 2020.</w:t>
       </w:r>
       <w:r>
         <w:t xml:space="preserve"> </w:t>
@@ -873,7 +2329,13 @@
         <w:t xml:space="preserve">See, e.g.</w:t>
       </w:r>
       <w:r>
-        <w:t xml:space="preserve">, Exhibit F (2019 W-2).</w:t>
+        <w:t xml:space="preserve">, Exhibit F (2019 W</w:t>
+      </w:r>
+      <w:r>
+        <w:noBreakHyphen/>
+      </w:r>
+      <w:r>
+        <w:t xml:space="preserve">2).</w:t>
       </w:r>
     </w:p>
     <w:p>
@@ -1012,7 +2474,7 @@
         <w:rPr>
           <w:rStyle w:val="FootnoteReference"/>
         </w:rPr>
-        <w:footnoteReference w:id="23"/>
+        <w:footnoteReference w:id="12"/>
       </w:r>
       <w:r>
         <w:t xml:space="preserve"> </w:t>
@@ -1042,7 +2504,7 @@
         <w:t xml:space="preserve"> </w:t>
       </w:r>
       <w:r>
-        <w:t xml:space="preserve">Exhibit B. Mrs. Martin has withheld $6,709 in federal and state income taxes as of her August 20, 2020 paycheck.</w:t>
+        <w:t xml:space="preserve">Exhibit B. Mrs. Martin has withheld $6,709 in federal and state income taxes as of her August 20, 2020 paycheck.</w:t>
       </w:r>
       <w:r>
         <w:t xml:space="preserve"> </w:t>
@@ -1100,21 +2562,237 @@
     </w:p>
     <w:p>
       <w:pPr>
-        <w:pStyle w:val="Heading1"/>
-      </w:pPr>
-      <w:r>
+        <w:keepNext/>
+        <w:keepLines/>
+        <w:tabs>
+          <w:tab w:val="left" w:pos="720"/>
+        </w:tabs>
+        <w:spacing w:before="276" w:after="276" w:line="276" w:lineRule="exact"/>
+        <w:ind w:left="720" w:hanging="720"/>
+        <w:jc w:val="left"/>
+        <w:outlineLvl w:val="0"/>
+      </w:pPr>
+      <w:r>
+        <w:rPr>
+          <w:b/>
+          <w:bCs/>
+        </w:rPr>
         <w:t xml:space="preserve">IV.</w:t>
       </w:r>
       <w:r>
+        <w:rPr>
+          <w:b/>
+          <w:bCs/>
+        </w:rPr>
         <w:tab/>
       </w:r>
       <w:r>
-        <w:t xml:space="preserve">DEBTOR’S BUDGET INFLATES ESSENTIAL SPENDING ON MEDICAL AND HOUSING EXPENSES, CONCEALING THE HOUSEHOLD’S FINANCIAL WELL-BEING</w:t>
-      </w:r>
-    </w:p>
-    <w:p>
-      <w:pPr>
-        <w:pStyle w:val="FirstParagraph"/>
+        <w:rPr>
+          <w:b/>
+          <w:bCs/>
+        </w:rPr>
+        <w:t xml:space="preserve">DEBTOR’S</w:t>
+      </w:r>
+      <w:r>
+        <w:rPr>
+          <w:b/>
+          <w:bCs/>
+        </w:rPr>
+        <w:t xml:space="preserve"> </w:t>
+      </w:r>
+      <w:r>
+        <w:rPr>
+          <w:b/>
+          <w:bCs/>
+        </w:rPr>
+        <w:t xml:space="preserve">BUDGET</w:t>
+      </w:r>
+      <w:r>
+        <w:rPr>
+          <w:b/>
+          <w:bCs/>
+        </w:rPr>
+        <w:t xml:space="preserve"> </w:t>
+      </w:r>
+      <w:r>
+        <w:rPr>
+          <w:b/>
+          <w:bCs/>
+        </w:rPr>
+        <w:t xml:space="preserve">INFLATES</w:t>
+      </w:r>
+      <w:r>
+        <w:rPr>
+          <w:b/>
+          <w:bCs/>
+        </w:rPr>
+        <w:t xml:space="preserve"> </w:t>
+      </w:r>
+      <w:r>
+        <w:rPr>
+          <w:b/>
+          <w:bCs/>
+        </w:rPr>
+        <w:t xml:space="preserve">ESSENTIAL</w:t>
+      </w:r>
+      <w:r>
+        <w:rPr>
+          <w:b/>
+          <w:bCs/>
+        </w:rPr>
+        <w:t xml:space="preserve"> </w:t>
+      </w:r>
+      <w:r>
+        <w:rPr>
+          <w:b/>
+          <w:bCs/>
+        </w:rPr>
+        <w:t xml:space="preserve">SPENDING</w:t>
+      </w:r>
+      <w:r>
+        <w:rPr>
+          <w:b/>
+          <w:bCs/>
+        </w:rPr>
+        <w:t xml:space="preserve"> </w:t>
+      </w:r>
+      <w:r>
+        <w:rPr>
+          <w:b/>
+          <w:bCs/>
+        </w:rPr>
+        <w:t xml:space="preserve">ON</w:t>
+      </w:r>
+      <w:r>
+        <w:rPr>
+          <w:b/>
+          <w:bCs/>
+        </w:rPr>
+        <w:t xml:space="preserve"> </w:t>
+      </w:r>
+      <w:r>
+        <w:rPr>
+          <w:b/>
+          <w:bCs/>
+        </w:rPr>
+        <w:t xml:space="preserve">MEDICAL</w:t>
+      </w:r>
+      <w:r>
+        <w:rPr>
+          <w:b/>
+          <w:bCs/>
+        </w:rPr>
+        <w:t xml:space="preserve"> </w:t>
+      </w:r>
+      <w:r>
+        <w:rPr>
+          <w:b/>
+          <w:bCs/>
+        </w:rPr>
+        <w:t xml:space="preserve">AND</w:t>
+      </w:r>
+      <w:r>
+        <w:rPr>
+          <w:b/>
+          <w:bCs/>
+        </w:rPr>
+        <w:t xml:space="preserve"> </w:t>
+      </w:r>
+      <w:r>
+        <w:rPr>
+          <w:b/>
+          <w:bCs/>
+        </w:rPr>
+        <w:t xml:space="preserve">HOUSING</w:t>
+      </w:r>
+      <w:r>
+        <w:rPr>
+          <w:b/>
+          <w:bCs/>
+        </w:rPr>
+        <w:t xml:space="preserve"> </w:t>
+      </w:r>
+      <w:r>
+        <w:rPr>
+          <w:b/>
+          <w:bCs/>
+        </w:rPr>
+        <w:t xml:space="preserve">EXPENSES,</w:t>
+      </w:r>
+      <w:r>
+        <w:rPr>
+          <w:b/>
+          <w:bCs/>
+        </w:rPr>
+        <w:t xml:space="preserve"> </w:t>
+      </w:r>
+      <w:r>
+        <w:rPr>
+          <w:b/>
+          <w:bCs/>
+        </w:rPr>
+        <w:t xml:space="preserve">CONCEALING</w:t>
+      </w:r>
+      <w:r>
+        <w:rPr>
+          <w:b/>
+          <w:bCs/>
+        </w:rPr>
+        <w:t xml:space="preserve"> </w:t>
+      </w:r>
+      <w:r>
+        <w:rPr>
+          <w:b/>
+          <w:bCs/>
+        </w:rPr>
+        <w:t xml:space="preserve">THE</w:t>
+      </w:r>
+      <w:r>
+        <w:rPr>
+          <w:b/>
+          <w:bCs/>
+        </w:rPr>
+        <w:t xml:space="preserve"> </w:t>
+      </w:r>
+      <w:r>
+        <w:rPr>
+          <w:b/>
+          <w:bCs/>
+        </w:rPr>
+        <w:t xml:space="preserve">HOUSEHOLD’S</w:t>
+      </w:r>
+      <w:r>
+        <w:rPr>
+          <w:b/>
+          <w:bCs/>
+        </w:rPr>
+        <w:t xml:space="preserve"> </w:t>
+      </w:r>
+      <w:r>
+        <w:rPr>
+          <w:b/>
+          <w:bCs/>
+        </w:rPr>
+        <w:t xml:space="preserve">FINANCIAL</w:t>
+      </w:r>
+      <w:r>
+        <w:rPr>
+          <w:b/>
+          <w:bCs/>
+        </w:rPr>
+        <w:t xml:space="preserve"> </w:t>
+      </w:r>
+      <w:r>
+        <w:rPr>
+          <w:b/>
+          <w:bCs/>
+        </w:rPr>
+        <w:t xml:space="preserve">WELL-BEING</w:t>
+      </w:r>
+    </w:p>
+    <w:p>
+      <w:pPr>
+        <w:pStyle w:val="BodyText"/>
       </w:pPr>
       <w:r>
         <w:t xml:space="preserve">Debtor’s Schedule I estimates a net household income of $9,259, which, as explained in Sections II and III above, is conservatively understated by between $1,100 and $1,300 in underreported income and $2,200 in excess withholdings. This excess amount grows further when comparing Debtor’s stated expenses to those contained in his actual bank and credit card statements, which he produced in connection with the Rule 2004 examination.</w:t>
@@ -1131,7 +2809,7 @@
         <w:rPr>
           <w:rStyle w:val="FootnoteReference"/>
         </w:rPr>
-        <w:footnoteReference w:id="24"/>
+        <w:footnoteReference w:id="13"/>
       </w:r>
       <w:r>
         <w:t xml:space="preserve">, $960 for childcare and children’s education costs, $630 for transportation, $365 for entertainment, and $750 for a therapist. Debtor testified, however, that the household does not actually spend $810 for real estate taxes and $100 for property insurance; rather, these expenses are paid through their mortgage escrow. Ex. A at 58. Accordingly, Debtor’s expenses are overstated by $910 due to this double-counting.</w:t>
@@ -1198,7 +2876,7 @@
         <w:t xml:space="preserve"> </w:t>
       </w:r>
       <w:r>
-        <w:t xml:space="preserve">Exhibit L (List of Identified Therapy Costs). Mrs. Martin testified that most therapist costs are covered by insurance and the household contribution is limited to copayment, although there have been instances where the household used providers not covered by their insurance and were required to pay the full cost out of pocket.</w:t>
+        <w:t xml:space="preserve">Exhibit L (List of Identified Therapy Costs). Mrs. Martin testified that most therapist costs are covered by insurance and the household contribution is limited to copayment, although there have been instances where the household used providers not covered by their insurance and were required to pay the full cost out of pocket.</w:t>
       </w:r>
       <w:r>
         <w:t xml:space="preserve"> </w:t>
@@ -1238,7 +2916,13 @@
         <w:t xml:space="preserve"> </w:t>
       </w:r>
       <w:r>
-        <w:t xml:space="preserve">Ex. K at 34-35.</w:t>
+        <w:t xml:space="preserve">Ex. K at 34</w:t>
+      </w:r>
+      <w:r>
+        <w:noBreakHyphen/>
+      </w:r>
+      <w:r>
+        <w:t xml:space="preserve">35.</w:t>
       </w:r>
     </w:p>
     <w:p>
@@ -1267,21 +2951,335 @@
     </w:p>
     <w:p>
       <w:pPr>
-        <w:pStyle w:val="Heading1"/>
-      </w:pPr>
-      <w:r>
+        <w:keepNext/>
+        <w:keepLines/>
+        <w:tabs>
+          <w:tab w:val="left" w:pos="720"/>
+        </w:tabs>
+        <w:spacing w:before="276" w:after="276" w:line="276" w:lineRule="exact"/>
+        <w:ind w:left="720" w:hanging="720"/>
+        <w:jc w:val="left"/>
+        <w:outlineLvl w:val="0"/>
+      </w:pPr>
+      <w:r>
+        <w:rPr>
+          <w:b/>
+          <w:bCs/>
+        </w:rPr>
         <w:t xml:space="preserve">V.</w:t>
       </w:r>
       <w:r>
+        <w:rPr>
+          <w:b/>
+          <w:bCs/>
+        </w:rPr>
         <w:tab/>
       </w:r>
       <w:r>
-        <w:t xml:space="preserve">DEBTOR’S BANKRUPTCY SHOULD BE DISMISSED BECAUSE HE HAS SUFFICIENT INCOME TO PAY AS MUCH OF THEIR INDEBTEDNESS AS THEY CAN WITHOUT HARDSHIP</w:t>
-      </w:r>
-    </w:p>
-    <w:p>
-      <w:pPr>
-        <w:pStyle w:val="FirstParagraph"/>
+        <w:rPr>
+          <w:b/>
+          <w:bCs/>
+        </w:rPr>
+        <w:t xml:space="preserve">DEBTOR’S</w:t>
+      </w:r>
+      <w:r>
+        <w:rPr>
+          <w:b/>
+          <w:bCs/>
+        </w:rPr>
+        <w:t xml:space="preserve"> </w:t>
+      </w:r>
+      <w:r>
+        <w:rPr>
+          <w:b/>
+          <w:bCs/>
+        </w:rPr>
+        <w:t xml:space="preserve">BANKRUPTCY</w:t>
+      </w:r>
+      <w:r>
+        <w:rPr>
+          <w:b/>
+          <w:bCs/>
+        </w:rPr>
+        <w:t xml:space="preserve"> </w:t>
+      </w:r>
+      <w:r>
+        <w:rPr>
+          <w:b/>
+          <w:bCs/>
+        </w:rPr>
+        <w:t xml:space="preserve">SHOULD</w:t>
+      </w:r>
+      <w:r>
+        <w:rPr>
+          <w:b/>
+          <w:bCs/>
+        </w:rPr>
+        <w:t xml:space="preserve"> </w:t>
+      </w:r>
+      <w:r>
+        <w:rPr>
+          <w:b/>
+          <w:bCs/>
+        </w:rPr>
+        <w:t xml:space="preserve">BE</w:t>
+      </w:r>
+      <w:r>
+        <w:rPr>
+          <w:b/>
+          <w:bCs/>
+        </w:rPr>
+        <w:t xml:space="preserve"> </w:t>
+      </w:r>
+      <w:r>
+        <w:rPr>
+          <w:b/>
+          <w:bCs/>
+        </w:rPr>
+        <w:t xml:space="preserve">DISMISSED</w:t>
+      </w:r>
+      <w:r>
+        <w:rPr>
+          <w:b/>
+          <w:bCs/>
+        </w:rPr>
+        <w:t xml:space="preserve"> </w:t>
+      </w:r>
+      <w:r>
+        <w:rPr>
+          <w:b/>
+          <w:bCs/>
+        </w:rPr>
+        <w:t xml:space="preserve">BECAUSE</w:t>
+      </w:r>
+      <w:r>
+        <w:rPr>
+          <w:b/>
+          <w:bCs/>
+        </w:rPr>
+        <w:t xml:space="preserve"> </w:t>
+      </w:r>
+      <w:r>
+        <w:rPr>
+          <w:b/>
+          <w:bCs/>
+        </w:rPr>
+        <w:t xml:space="preserve">HE</w:t>
+      </w:r>
+      <w:r>
+        <w:rPr>
+          <w:b/>
+          <w:bCs/>
+        </w:rPr>
+        <w:t xml:space="preserve"> </w:t>
+      </w:r>
+      <w:r>
+        <w:rPr>
+          <w:b/>
+          <w:bCs/>
+        </w:rPr>
+        <w:t xml:space="preserve">HAS</w:t>
+      </w:r>
+      <w:r>
+        <w:rPr>
+          <w:b/>
+          <w:bCs/>
+        </w:rPr>
+        <w:t xml:space="preserve"> </w:t>
+      </w:r>
+      <w:r>
+        <w:rPr>
+          <w:b/>
+          <w:bCs/>
+        </w:rPr>
+        <w:t xml:space="preserve">SUFFICIENT</w:t>
+      </w:r>
+      <w:r>
+        <w:rPr>
+          <w:b/>
+          <w:bCs/>
+        </w:rPr>
+        <w:t xml:space="preserve"> </w:t>
+      </w:r>
+      <w:r>
+        <w:rPr>
+          <w:b/>
+          <w:bCs/>
+        </w:rPr>
+        <w:t xml:space="preserve">INCOME</w:t>
+      </w:r>
+      <w:r>
+        <w:rPr>
+          <w:b/>
+          <w:bCs/>
+        </w:rPr>
+        <w:t xml:space="preserve"> </w:t>
+      </w:r>
+      <w:r>
+        <w:rPr>
+          <w:b/>
+          <w:bCs/>
+        </w:rPr>
+        <w:t xml:space="preserve">TO</w:t>
+      </w:r>
+      <w:r>
+        <w:rPr>
+          <w:b/>
+          <w:bCs/>
+        </w:rPr>
+        <w:t xml:space="preserve"> </w:t>
+      </w:r>
+      <w:r>
+        <w:rPr>
+          <w:b/>
+          <w:bCs/>
+        </w:rPr>
+        <w:t xml:space="preserve">PAY</w:t>
+      </w:r>
+      <w:r>
+        <w:rPr>
+          <w:b/>
+          <w:bCs/>
+        </w:rPr>
+        <w:t xml:space="preserve"> </w:t>
+      </w:r>
+      <w:r>
+        <w:rPr>
+          <w:b/>
+          <w:bCs/>
+        </w:rPr>
+        <w:t xml:space="preserve">AS</w:t>
+      </w:r>
+      <w:r>
+        <w:rPr>
+          <w:b/>
+          <w:bCs/>
+        </w:rPr>
+        <w:t xml:space="preserve"> </w:t>
+      </w:r>
+      <w:r>
+        <w:rPr>
+          <w:b/>
+          <w:bCs/>
+        </w:rPr>
+        <w:t xml:space="preserve">MUCH</w:t>
+      </w:r>
+      <w:r>
+        <w:rPr>
+          <w:b/>
+          <w:bCs/>
+        </w:rPr>
+        <w:t xml:space="preserve"> </w:t>
+      </w:r>
+      <w:r>
+        <w:rPr>
+          <w:b/>
+          <w:bCs/>
+        </w:rPr>
+        <w:t xml:space="preserve">OF</w:t>
+      </w:r>
+      <w:r>
+        <w:rPr>
+          <w:b/>
+          <w:bCs/>
+        </w:rPr>
+        <w:t xml:space="preserve"> </w:t>
+      </w:r>
+      <w:r>
+        <w:rPr>
+          <w:b/>
+          <w:bCs/>
+        </w:rPr>
+        <w:t xml:space="preserve">THEIR</w:t>
+      </w:r>
+      <w:r>
+        <w:rPr>
+          <w:b/>
+          <w:bCs/>
+        </w:rPr>
+        <w:t xml:space="preserve"> </w:t>
+      </w:r>
+      <w:r>
+        <w:rPr>
+          <w:b/>
+          <w:bCs/>
+        </w:rPr>
+        <w:t xml:space="preserve">INDEBTEDNESS</w:t>
+      </w:r>
+      <w:r>
+        <w:rPr>
+          <w:b/>
+          <w:bCs/>
+        </w:rPr>
+        <w:t xml:space="preserve"> </w:t>
+      </w:r>
+      <w:r>
+        <w:rPr>
+          <w:b/>
+          <w:bCs/>
+        </w:rPr>
+        <w:t xml:space="preserve">AS</w:t>
+      </w:r>
+      <w:r>
+        <w:rPr>
+          <w:b/>
+          <w:bCs/>
+        </w:rPr>
+        <w:t xml:space="preserve"> </w:t>
+      </w:r>
+      <w:r>
+        <w:rPr>
+          <w:b/>
+          <w:bCs/>
+        </w:rPr>
+        <w:t xml:space="preserve">THEY</w:t>
+      </w:r>
+      <w:r>
+        <w:rPr>
+          <w:b/>
+          <w:bCs/>
+        </w:rPr>
+        <w:t xml:space="preserve"> </w:t>
+      </w:r>
+      <w:r>
+        <w:rPr>
+          <w:b/>
+          <w:bCs/>
+        </w:rPr>
+        <w:t xml:space="preserve">CAN</w:t>
+      </w:r>
+      <w:r>
+        <w:rPr>
+          <w:b/>
+          <w:bCs/>
+        </w:rPr>
+        <w:t xml:space="preserve"> </w:t>
+      </w:r>
+      <w:r>
+        <w:rPr>
+          <w:b/>
+          <w:bCs/>
+        </w:rPr>
+        <w:t xml:space="preserve">WITHOUT</w:t>
+      </w:r>
+      <w:r>
+        <w:rPr>
+          <w:b/>
+          <w:bCs/>
+        </w:rPr>
+        <w:t xml:space="preserve"> </w:t>
+      </w:r>
+      <w:r>
+        <w:rPr>
+          <w:b/>
+          <w:bCs/>
+        </w:rPr>
+        <w:t xml:space="preserve">HARDSHIP</w:t>
+      </w:r>
+    </w:p>
+    <w:p>
+      <w:pPr>
+        <w:pStyle w:val="BodyText"/>
       </w:pPr>
       <w:r>
         <w:t xml:space="preserve">Accordingly, this case should be dismissed under 11 U.S.C. §707(a) because Debtor has the ability to repay his creditors and has submitted inaccurate bankruptcy schedules that disguise his household’s financial well-being.</w:t>
@@ -1289,95 +3287,322 @@
     </w:p>
     <w:p>
       <w:pPr>
-        <w:pStyle w:val="Single"/>
-      </w:pPr>
-      <w:r>
-        <w:t xml:space="preserve">Dated: January 8, 2021</w:t>
-      </w:r>
-    </w:p>
-    <w:p>
-      <w:pPr>
-        <w:pStyle w:val="SignatureColumn"/>
-      </w:pPr>
+        <w:keepNext/>
+        <w:keepLines/>
+        <w:tabs>
+          <w:tab w:val="left" w:pos="3888"/>
+        </w:tabs>
+        <w:spacing w:before="552" w:after="0" w:line="276" w:lineRule="exact"/>
+        <w:ind w:left="0" w:firstLine="0"/>
+        <w:jc w:val="left"/>
+      </w:pPr>
+      <w:r>
+        <w:t xml:space="preserve">Dated: </w:t>
+      </w:r>
+      <w:r>
+        <w:t xml:space="preserve">January</w:t>
+      </w:r>
+      <w:r>
+        <w:t xml:space="preserve"> </w:t>
+      </w:r>
+      <w:r>
+        <w:t xml:space="preserve">8,</w:t>
+      </w:r>
+      <w:r>
+        <w:t xml:space="preserve"> </w:t>
+      </w:r>
+      <w:r>
+        <w:t xml:space="preserve">2021</w:t>
+      </w:r>
+      <w:r>
+        <w:tab/>
+      </w:r>
       <w:r>
         <w:t xml:space="preserve">Respectfully submitted,</w:t>
       </w:r>
     </w:p>
     <w:p>
       <w:pPr>
-        <w:pStyle w:val="SignatureColumn"/>
-      </w:pPr>
-      <w:r>
-        <w:t xml:space="preserve">AMERICAN HONDA FINANCE CORPORATION</w:t>
-      </w:r>
-    </w:p>
-    <w:p>
-      <w:pPr>
-        <w:pStyle w:val="SignatureColumn"/>
-      </w:pPr>
-      <w:r>
-        <w:t xml:space="preserve">/s/ Dustin B. Allen</w:t>
-      </w:r>
-    </w:p>
-    <w:p>
-      <w:pPr>
-        <w:pStyle w:val="SignatureColumn"/>
-      </w:pPr>
-      <w:r>
-        <w:t xml:space="preserve">One of Its Attorneys</w:t>
-      </w:r>
-    </w:p>
-    <w:p>
-      <w:pPr>
-        <w:pStyle w:val="SignatureColumn"/>
-      </w:pPr>
-      <w:r>
-        <w:t xml:space="preserve">Susan Valentine (No. 6196269)</w:t>
-      </w:r>
-    </w:p>
-    <w:p>
-      <w:pPr>
-        <w:pStyle w:val="SignatureColumn"/>
-      </w:pPr>
-      <w:r>
-        <w:t xml:space="preserve">Dustin Allen (No. 6312451)</w:t>
-      </w:r>
-    </w:p>
-    <w:p>
-      <w:pPr>
-        <w:pStyle w:val="SignatureColumn"/>
-      </w:pPr>
-      <w:r>
-        <w:t xml:space="preserve">VALENTINE AUSTRIACO &amp; BUESCHEL, P.C.</w:t>
-      </w:r>
-    </w:p>
-    <w:p>
-      <w:pPr>
-        <w:pStyle w:val="SignatureColumn"/>
-      </w:pPr>
-      <w:r>
-        <w:t xml:space="preserve">105 West Adams Street, 35th Floor</w:t>
-      </w:r>
-    </w:p>
-    <w:p>
-      <w:pPr>
-        <w:pStyle w:val="SignatureColumn"/>
-      </w:pPr>
-      <w:r>
-        <w:t xml:space="preserve">Chicago, Illinois 60603</w:t>
-      </w:r>
-    </w:p>
-    <w:p>
-      <w:pPr>
-        <w:pStyle w:val="SignatureColumn"/>
-      </w:pPr>
-      <w:r>
-        <w:t xml:space="preserve">Phone: (312) 238-8285</w:t>
-      </w:r>
-    </w:p>
-    <w:p>
-      <w:pPr>
-        <w:pStyle w:val="SignatureColumn"/>
+        <w:keepNext/>
+        <w:keepLines/>
+        <w:spacing w:before="276" w:after="0" w:line="276" w:lineRule="exact"/>
+        <w:ind w:left="3888" w:firstLine="0"/>
+        <w:jc w:val="left"/>
+      </w:pPr>
+      <w:r>
+        <w:t xml:space="preserve">AMERICAN</w:t>
+      </w:r>
+      <w:r>
+        <w:t xml:space="preserve"> </w:t>
+      </w:r>
+      <w:r>
+        <w:t xml:space="preserve">HONDA</w:t>
+      </w:r>
+      <w:r>
+        <w:t xml:space="preserve"> </w:t>
+      </w:r>
+      <w:r>
+        <w:t xml:space="preserve">FINANCE</w:t>
+      </w:r>
+      <w:r>
+        <w:t xml:space="preserve"> </w:t>
+      </w:r>
+      <w:r>
+        <w:t xml:space="preserve">CORPORATION</w:t>
+      </w:r>
+    </w:p>
+    <w:p>
+      <w:pPr>
+        <w:keepNext/>
+        <w:keepLines/>
+        <w:spacing w:before="276" w:after="0" w:line="276" w:lineRule="exact"/>
+        <w:ind w:left="3888" w:firstLine="0"/>
+        <w:jc w:val="left"/>
+      </w:pPr>
+      <w:r>
+        <w:t xml:space="preserve">/s/ </w:t>
+      </w:r>
+      <w:r>
+        <w:t xml:space="preserve">Dustin</w:t>
+      </w:r>
+      <w:r>
+        <w:t xml:space="preserve"> </w:t>
+      </w:r>
+      <w:r>
+        <w:t xml:space="preserve">B.</w:t>
+      </w:r>
+      <w:r>
+        <w:t xml:space="preserve"> </w:t>
+      </w:r>
+      <w:r>
+        <w:t xml:space="preserve">Allen</w:t>
+      </w:r>
+    </w:p>
+    <w:p>
+      <w:pPr>
+        <w:keepNext/>
+        <w:keepLines/>
+        <w:spacing w:before="0" w:after="0" w:line="276" w:lineRule="exact"/>
+        <w:ind w:left="3888" w:firstLine="0"/>
+        <w:jc w:val="left"/>
+      </w:pPr>
+      <w:r>
+        <w:t xml:space="preserve">One</w:t>
+      </w:r>
+      <w:r>
+        <w:t xml:space="preserve"> </w:t>
+      </w:r>
+      <w:r>
+        <w:t xml:space="preserve">of</w:t>
+      </w:r>
+      <w:r>
+        <w:t xml:space="preserve"> </w:t>
+      </w:r>
+      <w:r>
+        <w:t xml:space="preserve">Its</w:t>
+      </w:r>
+      <w:r>
+        <w:t xml:space="preserve"> </w:t>
+      </w:r>
+      <w:r>
+        <w:t xml:space="preserve">Attorneys</w:t>
+      </w:r>
+    </w:p>
+    <w:p>
+      <w:pPr>
+        <w:keepNext/>
+        <w:keepLines/>
+        <w:spacing w:before="276" w:after="0" w:line="276" w:lineRule="exact"/>
+        <w:ind w:left="0" w:firstLine="0"/>
+        <w:jc w:val="left"/>
+      </w:pPr>
+      <w:r>
+        <w:t xml:space="preserve">Susan</w:t>
+      </w:r>
+      <w:r>
+        <w:t xml:space="preserve"> </w:t>
+      </w:r>
+      <w:r>
+        <w:t xml:space="preserve">Valentine</w:t>
+      </w:r>
+      <w:r>
+        <w:t xml:space="preserve"> </w:t>
+      </w:r>
+      <w:r>
+        <w:t xml:space="preserve">(No.</w:t>
+      </w:r>
+      <w:r>
+        <w:t xml:space="preserve"> </w:t>
+      </w:r>
+      <w:r>
+        <w:t xml:space="preserve">6196269)</w:t>
+      </w:r>
+    </w:p>
+    <w:p>
+      <w:pPr>
+        <w:keepNext/>
+        <w:keepLines/>
+        <w:spacing w:before="0" w:after="0" w:line="276" w:lineRule="exact"/>
+        <w:ind w:left="0" w:firstLine="0"/>
+        <w:jc w:val="left"/>
+      </w:pPr>
+      <w:r>
+        <w:t xml:space="preserve">Dustin</w:t>
+      </w:r>
+      <w:r>
+        <w:t xml:space="preserve"> </w:t>
+      </w:r>
+      <w:r>
+        <w:t xml:space="preserve">Allen</w:t>
+      </w:r>
+      <w:r>
+        <w:t xml:space="preserve"> </w:t>
+      </w:r>
+      <w:r>
+        <w:t xml:space="preserve">(No.</w:t>
+      </w:r>
+      <w:r>
+        <w:t xml:space="preserve"> </w:t>
+      </w:r>
+      <w:r>
+        <w:t xml:space="preserve">6312451)</w:t>
+      </w:r>
+    </w:p>
+    <w:p>
+      <w:pPr>
+        <w:keepNext/>
+        <w:keepLines/>
+        <w:spacing w:before="0" w:after="0" w:line="276" w:lineRule="exact"/>
+        <w:ind w:left="0" w:firstLine="0"/>
+        <w:jc w:val="left"/>
+      </w:pPr>
+      <w:r>
+        <w:t xml:space="preserve">VALENTINE</w:t>
+      </w:r>
+      <w:r>
+        <w:t xml:space="preserve"> </w:t>
+      </w:r>
+      <w:r>
+        <w:t xml:space="preserve">AUSTRIACO</w:t>
+      </w:r>
+      <w:r>
+        <w:t xml:space="preserve"> </w:t>
+      </w:r>
+      <w:r>
+        <w:t xml:space="preserve">&amp;</w:t>
+      </w:r>
+      <w:r>
+        <w:t xml:space="preserve"> </w:t>
+      </w:r>
+      <w:r>
+        <w:t xml:space="preserve">BUESCHEL,</w:t>
+      </w:r>
+      <w:r>
+        <w:t xml:space="preserve"> </w:t>
+      </w:r>
+      <w:r>
+        <w:t xml:space="preserve">P.C.</w:t>
+      </w:r>
+    </w:p>
+    <w:p>
+      <w:pPr>
+        <w:keepNext/>
+        <w:keepLines/>
+        <w:spacing w:before="0" w:after="0" w:line="276" w:lineRule="exact"/>
+        <w:ind w:left="0" w:firstLine="0"/>
+        <w:jc w:val="left"/>
+      </w:pPr>
+      <w:r>
+        <w:t xml:space="preserve">105</w:t>
+      </w:r>
+      <w:r>
+        <w:t xml:space="preserve"> </w:t>
+      </w:r>
+      <w:r>
+        <w:t xml:space="preserve">West</w:t>
+      </w:r>
+      <w:r>
+        <w:t xml:space="preserve"> </w:t>
+      </w:r>
+      <w:r>
+        <w:t xml:space="preserve">Adams</w:t>
+      </w:r>
+      <w:r>
+        <w:t xml:space="preserve"> </w:t>
+      </w:r>
+      <w:r>
+        <w:t xml:space="preserve">Street,</w:t>
+      </w:r>
+      <w:r>
+        <w:t xml:space="preserve"> </w:t>
+      </w:r>
+      <w:r>
+        <w:t xml:space="preserve">35th</w:t>
+      </w:r>
+      <w:r>
+        <w:t xml:space="preserve"> </w:t>
+      </w:r>
+      <w:r>
+        <w:t xml:space="preserve">Floor</w:t>
+      </w:r>
+    </w:p>
+    <w:p>
+      <w:pPr>
+        <w:keepNext/>
+        <w:keepLines/>
+        <w:spacing w:before="0" w:after="0" w:line="276" w:lineRule="exact"/>
+        <w:ind w:left="0" w:firstLine="0"/>
+        <w:jc w:val="left"/>
+      </w:pPr>
+      <w:r>
+        <w:t xml:space="preserve">Chicago,</w:t>
+      </w:r>
+      <w:r>
+        <w:t xml:space="preserve"> </w:t>
+      </w:r>
+      <w:r>
+        <w:t xml:space="preserve">Illinois</w:t>
+      </w:r>
+      <w:r>
+        <w:t xml:space="preserve"> </w:t>
+      </w:r>
+      <w:r>
+        <w:t xml:space="preserve">60603</w:t>
+      </w:r>
+    </w:p>
+    <w:p>
+      <w:pPr>
+        <w:keepNext/>
+        <w:keepLines/>
+        <w:spacing w:before="0" w:after="0" w:line="276" w:lineRule="exact"/>
+        <w:ind w:left="0" w:firstLine="0"/>
+        <w:jc w:val="left"/>
+      </w:pPr>
+      <w:r>
+        <w:t xml:space="preserve">Phone:</w:t>
+      </w:r>
+      <w:r>
+        <w:t xml:space="preserve"> </w:t>
+      </w:r>
+      <w:r>
+        <w:t xml:space="preserve">(312)</w:t>
+      </w:r>
+      <w:r>
+        <w:t xml:space="preserve"> </w:t>
+      </w:r>
+      <w:r>
+        <w:t xml:space="preserve">238</w:t>
+        <w:noBreakHyphen/>
+        <w:t xml:space="preserve">8285</w:t>
+      </w:r>
+    </w:p>
+    <w:p>
+      <w:pPr>
+        <w:keepNext/>
+        <w:keepLines/>
+        <w:spacing w:before="0" w:after="0" w:line="276" w:lineRule="exact"/>
+        <w:ind w:left="0" w:firstLine="0"/>
+        <w:jc w:val="left"/>
       </w:pPr>
       <w:r>
         <w:t xml:space="preserve">svalentine@vablawfirm.com</w:t>
@@ -1385,17 +3610,18 @@
     </w:p>
     <w:p>
       <w:pPr>
-        <w:pStyle w:val="SignatureColumn"/>
+        <w:spacing w:before="0" w:after="0" w:line="276" w:lineRule="exact"/>
+        <w:ind w:left="0" w:firstLine="0"/>
+        <w:jc w:val="left"/>
       </w:pPr>
       <w:r>
         <w:t xml:space="preserve">dallen@vablawfirm.com</w:t>
       </w:r>
     </w:p>
     <w:sectPr>
-      <w:footerReference r:id="rId9" w:type="default"/>
-      <w:pgSz w:h="15840" w:w="12240"/>
-      <w:pgMar w:bottom="1440" w:footer="720" w:gutter="0" w:header="720" w:left="1440" w:right="1440" w:top="1440"/>
-      <w:cols w:space="720"/>
+      <w:footerReference w:type="default" r:id="rIdFooter1"/>
+      <w:pgSz w:w="12240" w:h="15840"/>
+      <w:pgMar w:top="1440" w:right="1440" w:bottom="1440" w:left="1440" w:header="720" w:footer="735" w:gutter="0"/>
     </w:sectPr>
   </w:body>
 </w:document>
@@ -1409,43 +3635,21 @@
 <w:ftr xmlns:w="http://schemas.openxmlformats.org/wordprocessingml/2006/main" xmlns:r="http://schemas.openxmlformats.org/officeDocument/2006/relationships">
   <w:p>
     <w:pPr>
-      <w:spacing w:before="0" w:after="0" w:line="240" w:lineRule="auto"/>
-      <w:ind w:firstLine="0"/>
       <w:jc w:val="center"/>
     </w:pPr>
     <w:r>
-      <w:rPr>
-        <w:sz w:val="24"/>
-        <w:szCs w:val="24"/>
-      </w:rPr>
       <w:fldChar w:fldCharType="begin"/>
     </w:r>
     <w:r>
-      <w:rPr>
-        <w:sz w:val="24"/>
-        <w:szCs w:val="24"/>
-      </w:rPr>
       <w:instrText xml:space="preserve"> PAGE </w:instrText>
     </w:r>
     <w:r>
-      <w:rPr>
-        <w:sz w:val="24"/>
-        <w:szCs w:val="24"/>
-      </w:rPr>
       <w:fldChar w:fldCharType="separate"/>
     </w:r>
     <w:r>
-      <w:rPr>
-        <w:sz w:val="24"/>
-        <w:szCs w:val="24"/>
-      </w:rPr>
       <w:t>1</w:t>
     </w:r>
     <w:r>
-      <w:rPr>
-        <w:sz w:val="24"/>
-        <w:szCs w:val="24"/>
-      </w:rPr>
       <w:fldChar w:fldCharType="end"/>
     </w:r>
   </w:p>
@@ -1468,7 +3672,7 @@
       </w:r>
     </w:p>
   </w:footnote>
-  <w:footnote w:id="20">
+  <w:footnote w:id="9">
     <w:p>
       <w:pPr>
         <w:pStyle w:val="FootnoteText"/>
@@ -1487,7 +3691,7 @@
       </w:r>
     </w:p>
   </w:footnote>
-  <w:footnote w:id="21">
+  <w:footnote w:id="10">
     <w:p>
       <w:pPr>
         <w:pStyle w:val="FootnoteText"/>
@@ -1506,7 +3710,7 @@
       </w:r>
     </w:p>
   </w:footnote>
-  <w:footnote w:id="22">
+  <w:footnote w:id="11">
     <w:p>
       <w:pPr>
         <w:pStyle w:val="FootnoteText"/>
@@ -1525,7 +3729,7 @@
       </w:r>
     </w:p>
   </w:footnote>
-  <w:footnote w:id="23">
+  <w:footnote w:id="12">
     <w:p>
       <w:pPr>
         <w:pStyle w:val="FootnoteText"/>
@@ -1540,11 +3744,11 @@
         <w:t xml:space="preserve"> </w:t>
       </w:r>
       <w:r>
-        <w:t xml:space="preserve">The Tax Cuts and Jobs Act of 2018 limited the net operating loss deduction to 80% of taxable income. H.R. Res. 1, 115th Cong., §13302 (2018), incorporated at 26 U.S.C. §172(a)(2)(A). However, the CARES Act of 2020 temporarily removes this 80% limitation through 2020. H.R. 748, 116th Cong., §2303 (2020).</w:t>
+        <w:t xml:space="preserve">The Tax Cuts and Jobs Act of 2018 limited the net operating loss deduction to 80% of taxable income. H.R. Res. 1, 115th Cong., §13302 (2018), incorporated at 26 U.S.C. §172(a)⁠(2)⁠(A). However, the CARES Act of 2020 temporarily removes this 80% limitation through 2020. H.R. 748, 116th Cong., §2303 (2020).</w:t>
       </w:r>
     </w:p>
   </w:footnote>
-  <w:footnote w:id="24">
+  <w:footnote w:id="13">
     <w:p>
       <w:pPr>
         <w:pStyle w:val="FootnoteText"/>
@@ -1655,57 +3859,49 @@
   <w:docDefaults>
     <w:rPrDefault>
       <w:rPr>
-        <w:rFonts w:ascii="EB Garamond" w:cs="EB Garamond" w:eastAsia="EB Garamond" w:hAnsi="EB Garamond"/>
-        <w:sz w:val="26"/>
-        <w:szCs w:val="26"/>
-        <w:lang w:bidi="ar-SA" w:eastAsia="en-US" w:val="en-US"/>
+        <w:rFonts w:ascii="Times New Roman" w:hAnsi="Times New Roman" w:eastAsia="Times New Roman" w:cs="Times New Roman"/>
+        <w:sz w:val="24"/>
+        <w:szCs w:val="24"/>
+        <w:lang w:val="en-US" w:eastAsia="zh-CN" w:bidi="ar-SA"/>
       </w:rPr>
     </w:rPrDefault>
     <w:pPrDefault>
       <w:pPr>
-        <w:spacing w:after="200"/>
+        <w:widowControl/>
+        <w:spacing w:after="0"/>
       </w:pPr>
     </w:pPrDefault>
   </w:docDefaults>
-  <w:latentStyles w:count="276" w:defLockedState="0" w:defQFormat="0" w:defSemiHidden="0" w:defUIPriority="0" w:defUnhideWhenUsed="0"/>
-  <w:style w:default="1" w:styleId="Normal" w:type="paragraph">
+  <w:latentStyles w:defLockedState="0" w:defUIPriority="0" w:defSemiHidden="0" w:defUnhideWhenUsed="0" w:defQFormat="0" w:count="276"/>
+  <w:style w:type="paragraph" w:default="1" w:styleId="Normal">
     <w:name w:val="Normal"/>
     <w:qFormat/>
-    <w:pPr>
-      <w:spacing w:after="0" w:before="0" w:line="480" w:lineRule="exact"/>
-      <w:ind w:firstLine="0"/>
-    </w:pPr>
-  </w:style>
-  <w:style w:styleId="BodyText" w:type="paragraph">
+  </w:style>
+  <w:style w:type="paragraph" w:styleId="BodyText">
     <w:name w:val="Body Text"/>
     <w:basedOn w:val="Normal"/>
     <w:link w:val="BodyTextChar"/>
     <w:qFormat/>
     <w:pPr>
-      <w:spacing w:after="0" w:before="0" w:line="480" w:lineRule="exact"/>
+      <w:spacing w:before="0" w:after="0" w:line="552" w:lineRule="exact"/>
       <w:ind w:firstLine="720"/>
     </w:pPr>
   </w:style>
-  <w:style w:customStyle="1" w:styleId="FirstParagraph" w:type="paragraph">
+  <w:style w:type="paragraph" w:customStyle="1" w:styleId="FirstParagraph">
     <w:name w:val="First Paragraph"/>
     <w:basedOn w:val="BodyText"/>
     <w:next w:val="BodyText"/>
     <w:qFormat/>
-    <w:pPr>
-      <w:spacing w:after="0" w:before="0" w:line="480" w:lineRule="exact"/>
-      <w:ind w:firstLine="720"/>
-    </w:pPr>
-  </w:style>
-  <w:style w:customStyle="1" w:styleId="Compact" w:type="paragraph">
+  </w:style>
+  <w:style w:type="paragraph" w:customStyle="1" w:styleId="Compact">
     <w:name w:val="Compact"/>
     <w:basedOn w:val="BodyText"/>
     <w:qFormat/>
     <w:pPr>
-      <w:spacing w:after="0" w:before="0" w:line="480" w:lineRule="exact"/>
-      <w:ind w:firstLine="0"/>
+      <w:spacing w:before="36" w:after="36"/>
     </w:pPr>
   </w:style>
-  <w:style w:styleId="Title" w:type="paragraph">
+  <w:style w:type="paragraph" w:styleId="Title">
     <w:name w:val="Title"/>
     <w:basedOn w:val="Normal"/>
     <w:next w:val="BodyText"/>
@@ -1719,24 +3915,24 @@
       <w:jc w:val="center"/>
     </w:pPr>
     <w:rPr>
-      <w:rFonts w:asciiTheme="majorHAnsi" w:cstheme="majorBidi" w:eastAsiaTheme="majorEastAsia" w:hAnsiTheme="majorHAnsi"/>
+      <w:rFonts w:asciiTheme="majorHAnsi" w:eastAsiaTheme="majorEastAsia" w:hAnsiTheme="majorHAnsi" w:cstheme="majorBidi"/>
       <w:sz w:val="56"/>
       <w:szCs w:val="56"/>
     </w:rPr>
   </w:style>
-  <w:style w:customStyle="1" w:styleId="TitleChar" w:type="character">
+  <w:style w:type="character" w:customStyle="1" w:styleId="TitleChar">
     <w:name w:val="Title Char"/>
     <w:basedOn w:val="DefaultParagraphFont"/>
     <w:link w:val="Title"/>
     <w:uiPriority w:val="10"/>
     <w:rsid w:val="00A10FD9"/>
     <w:rPr>
-      <w:rFonts w:asciiTheme="majorHAnsi" w:cstheme="majorBidi" w:eastAsiaTheme="majorEastAsia" w:hAnsiTheme="majorHAnsi"/>
+      <w:rFonts w:asciiTheme="majorHAnsi" w:eastAsiaTheme="majorEastAsia" w:hAnsiTheme="majorHAnsi" w:cstheme="majorBidi"/>
       <w:sz w:val="56"/>
       <w:szCs w:val="56"/>
     </w:rPr>
   </w:style>
-  <w:style w:styleId="Subtitle" w:type="paragraph">
+  <w:style w:type="paragraph" w:styleId="Subtitle">
     <w:name w:val="Subtitle"/>
     <w:basedOn w:val="Title"/>
     <w:next w:val="BodyText"/>
@@ -1750,27 +3946,27 @@
       </w:numPr>
     </w:pPr>
     <w:rPr>
-      <w:rFonts w:cstheme="majorBidi" w:eastAsiaTheme="majorEastAsia"/>
+      <w:rFonts w:eastAsiaTheme="majorEastAsia" w:cstheme="majorBidi"/>
       <w:spacing w:val="15"/>
       <w:sz w:val="28"/>
       <w:szCs w:val="28"/>
     </w:rPr>
   </w:style>
-  <w:style w:customStyle="1" w:styleId="SubtitleChar" w:type="character">
+  <w:style w:type="character" w:customStyle="1" w:styleId="SubtitleChar">
     <w:name w:val="Subtitle Char"/>
     <w:basedOn w:val="DefaultParagraphFont"/>
     <w:link w:val="Subtitle"/>
     <w:uiPriority w:val="11"/>
     <w:rsid w:val="00A10FD9"/>
     <w:rPr>
-      <w:rFonts w:cstheme="majorBidi" w:eastAsiaTheme="majorEastAsia"/>
-      <w:color w:themeColor="text1" w:themeTint="A6" w:val="595959"/>
+      <w:rFonts w:eastAsiaTheme="majorEastAsia" w:cstheme="majorBidi"/>
+      <w:color w:val="595959" w:themeColor="text1" w:themeTint="A6"/>
       <w:spacing w:val="15"/>
       <w:sz w:val="28"/>
       <w:szCs w:val="28"/>
     </w:rPr>
   </w:style>
-  <w:style w:customStyle="1" w:styleId="Author" w:type="paragraph">
+  <w:style w:type="paragraph" w:customStyle="1" w:styleId="Author">
     <w:name w:val="Author"/>
     <w:basedOn w:val="Title"/>
     <w:next w:val="BodyText"/>
@@ -1784,7 +3980,7 @@
       <w:szCs w:val="24"/>
     </w:rPr>
   </w:style>
-  <w:style w:styleId="Date" w:type="paragraph">
+  <w:style w:type="paragraph" w:styleId="Date">
     <w:name w:val="Date"/>
     <w:basedOn w:val="Title"/>
     <w:next w:val="BodyText"/>
@@ -1798,7 +3994,7 @@
       <w:szCs w:val="24"/>
     </w:rPr>
   </w:style>
-  <w:style w:customStyle="1" w:styleId="AbstractTitle" w:type="paragraph">
+  <w:style w:type="paragraph" w:customStyle="1" w:styleId="AbstractTitle">
     <w:name w:val="Abstract Title"/>
     <w:basedOn w:val="Normal"/>
     <w:next w:val="Abstract"/>
@@ -1806,7 +4002,7 @@
     <w:pPr>
       <w:keepNext/>
       <w:keepLines/>
-      <w:spacing w:after="0" w:before="300"/>
+      <w:spacing w:before="300" w:after="0"/>
       <w:jc w:val="center"/>
     </w:pPr>
     <w:rPr>
@@ -1815,7 +4011,7 @@
       <w:szCs w:val="20"/>
     </w:rPr>
   </w:style>
-  <w:style w:customStyle="1" w:styleId="Abstract" w:type="paragraph">
+  <w:style w:type="paragraph" w:customStyle="1" w:styleId="Abstract">
     <w:name w:val="Abstract"/>
     <w:basedOn w:val="Normal"/>
     <w:next w:val="BodyText"/>
@@ -1823,14 +4019,14 @@
     <w:pPr>
       <w:keepNext/>
       <w:keepLines/>
-      <w:spacing w:after="300" w:before="100"/>
+      <w:spacing w:before="100" w:after="300"/>
     </w:pPr>
     <w:rPr>
       <w:sz w:val="20"/>
       <w:szCs w:val="20"/>
     </w:rPr>
   </w:style>
-  <w:style w:styleId="Bibliography" w:type="paragraph">
+  <w:style w:type="paragraph" w:styleId="Bibliography">
     <w:name w:val="Bibliography"/>
     <w:basedOn w:val="Normal"/>
     <w:next w:val="Bibliography"/>
@@ -1838,96 +4034,112 @@
     <w:pPr/>
     <w:rPr/>
   </w:style>
-  <w:style w:styleId="Heading1" w:type="paragraph">
+  <w:style w:type="paragraph" w:styleId="Heading1">
     <w:name w:val="heading 1"/>
     <w:basedOn w:val="Normal"/>
     <w:next w:val="BodyText"/>
+    <w:link w:val="Heading1Char"/>
     <w:uiPriority w:val="9"/>
     <w:qFormat/>
+    <w:rsid w:val="00A10FD9"/>
     <w:pPr>
       <w:keepNext/>
       <w:keepLines/>
-      <w:spacing w:after="240" w:before="240" w:line="480" w:lineRule="exact"/>
-      <w:ind w:firstLine="0" w:hanging="720" w:left="720"/>
+      <w:spacing w:before="276" w:after="276" w:line="276" w:lineRule="exact"/>
+      <w:ind w:firstLine="0"/>
+      <w:jc w:val="center"/>
       <w:outlineLvl w:val="0"/>
     </w:pPr>
     <w:rPr>
+      <w:rFonts w:ascii="Times New Roman" w:hAnsi="Times New Roman" w:eastAsia="Times New Roman" w:cs="Times New Roman"/>
+      <w:b/>
+      <w:bCs/>
+      <w:caps/>
+      <w:color w:val="000000"/>
+      <w:sz w:val="24"/>
+      <w:szCs w:val="24"/>
+    </w:rPr>
+  </w:style>
+  <w:style w:type="paragraph" w:styleId="Heading2">
+    <w:name w:val="heading 2"/>
+    <w:basedOn w:val="Normal"/>
+    <w:next w:val="BodyText"/>
+    <w:link w:val="Heading2Char"/>
+    <w:uiPriority w:val="9"/>
+    <w:semiHidden/>
+    <w:unhideWhenUsed/>
+    <w:qFormat/>
+    <w:rsid w:val="00A10FD9"/>
+    <w:pPr>
+      <w:keepNext/>
+      <w:keepLines/>
+      <w:spacing w:before="276" w:after="276" w:line="276" w:lineRule="exact"/>
+      <w:ind w:firstLine="0"/>
+      <w:outlineLvl w:val="1"/>
+    </w:pPr>
+    <w:rPr>
+      <w:rFonts w:ascii="Times New Roman" w:hAnsi="Times New Roman" w:eastAsia="Times New Roman" w:cs="Times New Roman"/>
       <w:b/>
       <w:bCs/>
       <w:color w:val="000000"/>
-      <w:sz w:val="26"/>
-      <w:szCs w:val="26"/>
-    </w:rPr>
-  </w:style>
-  <w:style w:styleId="Heading2" w:type="paragraph">
-    <w:name w:val="heading 2"/>
+      <w:sz w:val="24"/>
+      <w:szCs w:val="24"/>
+    </w:rPr>
+  </w:style>
+  <w:style w:type="paragraph" w:styleId="Heading3">
+    <w:name w:val="heading 3"/>
     <w:basedOn w:val="Normal"/>
     <w:next w:val="BodyText"/>
+    <w:link w:val="Heading3Char"/>
     <w:uiPriority w:val="9"/>
+    <w:semiHidden/>
     <w:unhideWhenUsed/>
     <w:qFormat/>
+    <w:rsid w:val="00A10FD9"/>
     <w:pPr>
       <w:keepNext/>
       <w:keepLines/>
-      <w:spacing w:after="240" w:before="240" w:line="480" w:lineRule="exact"/>
-      <w:ind w:firstLine="0" w:hanging="720" w:left="1440"/>
-      <w:outlineLvl w:val="1"/>
+      <w:spacing w:before="276" w:after="276" w:line="276" w:lineRule="exact"/>
+      <w:ind w:firstLine="0"/>
+      <w:outlineLvl w:val="2"/>
     </w:pPr>
     <w:rPr>
+      <w:rFonts w:ascii="Times New Roman" w:hAnsi="Times New Roman" w:eastAsia="Times New Roman" w:cs="Times New Roman"/>
       <w:b/>
       <w:bCs/>
       <w:color w:val="000000"/>
-      <w:sz w:val="26"/>
-      <w:szCs w:val="26"/>
-    </w:rPr>
-  </w:style>
-  <w:style w:styleId="Heading3" w:type="paragraph">
-    <w:name w:val="heading 3"/>
+      <w:sz w:val="24"/>
+      <w:szCs w:val="24"/>
+    </w:rPr>
+  </w:style>
+  <w:style w:type="paragraph" w:styleId="Heading4">
+    <w:name w:val="heading 4"/>
     <w:basedOn w:val="Normal"/>
     <w:next w:val="BodyText"/>
+    <w:link w:val="Heading4Char"/>
     <w:uiPriority w:val="9"/>
+    <w:semiHidden/>
     <w:unhideWhenUsed/>
     <w:qFormat/>
+    <w:rsid w:val="00A10FD9"/>
     <w:pPr>
       <w:keepNext/>
       <w:keepLines/>
-      <w:spacing w:after="240" w:before="240" w:line="480" w:lineRule="exact"/>
+      <w:spacing w:before="276" w:after="276" w:line="276" w:lineRule="exact"/>
       <w:ind w:firstLine="0"/>
-      <w:outlineLvl w:val="2"/>
+      <w:outlineLvl w:val="3"/>
     </w:pPr>
     <w:rPr>
+      <w:rFonts w:ascii="Times New Roman" w:hAnsi="Times New Roman" w:eastAsia="Times New Roman" w:cs="Times New Roman"/>
       <w:b/>
       <w:bCs/>
       <w:i/>
-      <w:iCs/>
       <w:color w:val="000000"/>
-      <w:sz w:val="26"/>
-      <w:szCs w:val="26"/>
-    </w:rPr>
-  </w:style>
-  <w:style w:styleId="Heading4" w:type="paragraph">
-    <w:name w:val="heading 4"/>
-    <w:basedOn w:val="Normal"/>
-    <w:next w:val="BodyText"/>
-    <w:uiPriority w:val="9"/>
-    <w:unhideWhenUsed/>
-    <w:qFormat/>
-    <w:pPr>
-      <w:keepNext/>
-      <w:keepLines/>
-      <w:spacing w:after="240" w:before="240" w:line="480" w:lineRule="exact"/>
-      <w:ind w:firstLine="0" w:hanging="720" w:left="2880"/>
-      <w:outlineLvl w:val="3"/>
-    </w:pPr>
-    <w:rPr>
-      <w:b/>
-      <w:bCs/>
-      <w:color w:val="000000"/>
-      <w:sz w:val="26"/>
-      <w:szCs w:val="26"/>
-    </w:rPr>
-  </w:style>
-  <w:style w:styleId="Heading5" w:type="paragraph">
+      <w:sz w:val="24"/>
+      <w:szCs w:val="24"/>
+    </w:rPr>
+  </w:style>
+  <w:style w:type="paragraph" w:styleId="Heading5">
     <w:name w:val="heading 5"/>
     <w:basedOn w:val="Normal"/>
     <w:next w:val="BodyText"/>
@@ -1940,15 +4152,21 @@
     <w:pPr>
       <w:keepNext/>
       <w:keepLines/>
-      <w:spacing w:after="40" w:before="80"/>
+      <w:spacing w:before="276" w:after="276" w:line="276" w:lineRule="exact"/>
+      <w:ind w:firstLine="0"/>
       <w:outlineLvl w:val="4"/>
     </w:pPr>
     <w:rPr>
-      <w:rFonts w:cstheme="majorBidi" w:eastAsiaTheme="majorEastAsia"/>
-      <w:color w:themeColor="accent1" w:themeShade="BF" w:val="0F4761"/>
-    </w:rPr>
-  </w:style>
-  <w:style w:styleId="Heading6" w:type="paragraph">
+      <w:rFonts w:ascii="Times New Roman" w:hAnsi="Times New Roman" w:eastAsia="Times New Roman" w:cs="Times New Roman"/>
+      <w:b/>
+      <w:bCs/>
+      <w:i/>
+      <w:color w:val="000000"/>
+      <w:sz w:val="24"/>
+      <w:szCs w:val="24"/>
+    </w:rPr>
+  </w:style>
+  <w:style w:type="paragraph" w:styleId="Heading6">
     <w:name w:val="heading 6"/>
     <w:basedOn w:val="Normal"/>
     <w:next w:val="BodyText"/>
@@ -1961,17 +4179,17 @@
     <w:pPr>
       <w:keepNext/>
       <w:keepLines/>
-      <w:spacing w:after="0" w:before="40"/>
+      <w:spacing w:before="40" w:after="0"/>
       <w:outlineLvl w:val="5"/>
     </w:pPr>
     <w:rPr>
-      <w:rFonts w:cstheme="majorBidi" w:eastAsiaTheme="majorEastAsia"/>
+      <w:rFonts w:eastAsiaTheme="majorEastAsia" w:cstheme="majorBidi"/>
       <w:i/>
       <w:iCs/>
-      <w:color w:themeColor="text1" w:themeTint="A6" w:val="595959"/>
-    </w:rPr>
-  </w:style>
-  <w:style w:styleId="Heading7" w:type="paragraph">
+      <w:color w:val="595959" w:themeColor="text1" w:themeTint="A6"/>
+    </w:rPr>
+  </w:style>
+  <w:style w:type="paragraph" w:styleId="Heading7">
     <w:name w:val="heading 7"/>
     <w:basedOn w:val="Normal"/>
     <w:next w:val="BodyText"/>
@@ -1984,15 +4202,15 @@
     <w:pPr>
       <w:keepNext/>
       <w:keepLines/>
-      <w:spacing w:after="0" w:before="40"/>
+      <w:spacing w:before="40" w:after="0"/>
       <w:outlineLvl w:val="6"/>
     </w:pPr>
     <w:rPr>
-      <w:rFonts w:cstheme="majorBidi" w:eastAsiaTheme="majorEastAsia"/>
-      <w:color w:themeColor="text1" w:themeTint="A6" w:val="595959"/>
-    </w:rPr>
-  </w:style>
-  <w:style w:styleId="Heading8" w:type="paragraph">
+      <w:rFonts w:eastAsiaTheme="majorEastAsia" w:cstheme="majorBidi"/>
+      <w:color w:val="595959" w:themeColor="text1" w:themeTint="A6"/>
+    </w:rPr>
+  </w:style>
+  <w:style w:type="paragraph" w:styleId="Heading8">
     <w:name w:val="heading 8"/>
     <w:basedOn w:val="Normal"/>
     <w:next w:val="BodyText"/>
@@ -2009,13 +4227,13 @@
       <w:outlineLvl w:val="7"/>
     </w:pPr>
     <w:rPr>
-      <w:rFonts w:cstheme="majorBidi" w:eastAsiaTheme="majorEastAsia"/>
+      <w:rFonts w:eastAsiaTheme="majorEastAsia" w:cstheme="majorBidi"/>
       <w:i/>
       <w:iCs/>
-      <w:color w:themeColor="text1" w:themeTint="D8" w:val="272727"/>
-    </w:rPr>
-  </w:style>
-  <w:style w:styleId="Heading9" w:type="paragraph">
+      <w:color w:val="272727" w:themeColor="text1" w:themeTint="D8"/>
+    </w:rPr>
+  </w:style>
+  <w:style w:type="paragraph" w:styleId="Heading9">
     <w:name w:val="heading 9"/>
     <w:basedOn w:val="Normal"/>
     <w:next w:val="BodyText"/>
@@ -2032,24 +4250,24 @@
       <w:outlineLvl w:val="8"/>
     </w:pPr>
     <w:rPr>
-      <w:rFonts w:cstheme="majorBidi" w:eastAsiaTheme="majorEastAsia"/>
-      <w:color w:themeColor="text1" w:themeTint="D8" w:val="272727"/>
-    </w:rPr>
-  </w:style>
-  <w:style w:customStyle="1" w:styleId="Heading1Char" w:type="character">
+      <w:rFonts w:eastAsiaTheme="majorEastAsia" w:cstheme="majorBidi"/>
+      <w:color w:val="272727" w:themeColor="text1" w:themeTint="D8"/>
+    </w:rPr>
+  </w:style>
+  <w:style w:type="character" w:customStyle="1" w:styleId="Heading1Char">
     <w:name w:val="Heading 1 Char"/>
     <w:basedOn w:val="DefaultParagraphFont"/>
     <w:link w:val="Heading1"/>
     <w:uiPriority w:val="9"/>
     <w:rsid w:val="00A10FD9"/>
     <w:rPr>
-      <w:rFonts w:asciiTheme="majorHAnsi" w:cstheme="majorBidi" w:eastAsiaTheme="majorEastAsia" w:hAnsiTheme="majorHAnsi"/>
-      <w:color w:themeColor="accent1" w:themeShade="BF" w:val="0F4761"/>
+      <w:rFonts w:asciiTheme="majorHAnsi" w:eastAsiaTheme="majorEastAsia" w:hAnsiTheme="majorHAnsi" w:cstheme="majorBidi"/>
+      <w:color w:val="0F4761" w:themeColor="accent1" w:themeShade="BF"/>
       <w:sz w:val="40"/>
       <w:szCs w:val="40"/>
     </w:rPr>
   </w:style>
-  <w:style w:customStyle="1" w:styleId="Heading2Char" w:type="character">
+  <w:style w:type="character" w:customStyle="1" w:styleId="Heading2Char">
     <w:name w:val="Heading 2 Char"/>
     <w:basedOn w:val="DefaultParagraphFont"/>
     <w:link w:val="Heading2"/>
@@ -2057,13 +4275,13 @@
     <w:semiHidden/>
     <w:rsid w:val="00A10FD9"/>
     <w:rPr>
-      <w:rFonts w:asciiTheme="majorHAnsi" w:cstheme="majorBidi" w:eastAsiaTheme="majorEastAsia" w:hAnsiTheme="majorHAnsi"/>
-      <w:color w:themeColor="accent1" w:themeShade="BF" w:val="0F4761"/>
+      <w:rFonts w:asciiTheme="majorHAnsi" w:eastAsiaTheme="majorEastAsia" w:hAnsiTheme="majorHAnsi" w:cstheme="majorBidi"/>
+      <w:color w:val="0F4761" w:themeColor="accent1" w:themeShade="BF"/>
       <w:sz w:val="32"/>
       <w:szCs w:val="32"/>
     </w:rPr>
   </w:style>
-  <w:style w:customStyle="1" w:styleId="Heading3Char" w:type="character">
+  <w:style w:type="character" w:customStyle="1" w:styleId="Heading3Char">
     <w:name w:val="Heading 3 Char"/>
     <w:basedOn w:val="DefaultParagraphFont"/>
     <w:link w:val="Heading3"/>
@@ -2071,13 +4289,13 @@
     <w:semiHidden/>
     <w:rsid w:val="00A10FD9"/>
     <w:rPr>
-      <w:rFonts w:cstheme="majorBidi" w:eastAsiaTheme="majorEastAsia"/>
-      <w:color w:themeColor="accent1" w:themeShade="BF" w:val="0F4761"/>
+      <w:rFonts w:eastAsiaTheme="majorEastAsia" w:cstheme="majorBidi"/>
+      <w:color w:val="0F4761" w:themeColor="accent1" w:themeShade="BF"/>
       <w:sz w:val="28"/>
       <w:szCs w:val="28"/>
     </w:rPr>
   </w:style>
-  <w:style w:customStyle="1" w:styleId="Heading4Char" w:type="character">
+  <w:style w:type="character" w:customStyle="1" w:styleId="Heading4Char">
     <w:name w:val="Heading 4 Char"/>
     <w:basedOn w:val="DefaultParagraphFont"/>
     <w:link w:val="Heading4"/>
@@ -2085,13 +4303,13 @@
     <w:semiHidden/>
     <w:rsid w:val="00A10FD9"/>
     <w:rPr>
-      <w:rFonts w:cstheme="majorBidi" w:eastAsiaTheme="majorEastAsia"/>
+      <w:rFonts w:eastAsiaTheme="majorEastAsia" w:cstheme="majorBidi"/>
       <w:i/>
       <w:iCs/>
-      <w:color w:themeColor="accent1" w:themeShade="BF" w:val="0F4761"/>
-    </w:rPr>
-  </w:style>
-  <w:style w:customStyle="1" w:styleId="Heading5Char" w:type="character">
+      <w:color w:val="0F4761" w:themeColor="accent1" w:themeShade="BF"/>
+    </w:rPr>
+  </w:style>
+  <w:style w:type="character" w:customStyle="1" w:styleId="Heading5Char">
     <w:name w:val="Heading 5 Char"/>
     <w:basedOn w:val="DefaultParagraphFont"/>
     <w:link w:val="Heading5"/>
@@ -2099,11 +4317,11 @@
     <w:semiHidden/>
     <w:rsid w:val="00A10FD9"/>
     <w:rPr>
-      <w:rFonts w:cstheme="majorBidi" w:eastAsiaTheme="majorEastAsia"/>
-      <w:color w:themeColor="accent1" w:themeShade="BF" w:val="0F4761"/>
-    </w:rPr>
-  </w:style>
-  <w:style w:customStyle="1" w:styleId="Heading6Char" w:type="character">
+      <w:rFonts w:eastAsiaTheme="majorEastAsia" w:cstheme="majorBidi"/>
+      <w:color w:val="0F4761" w:themeColor="accent1" w:themeShade="BF"/>
+    </w:rPr>
+  </w:style>
+  <w:style w:type="character" w:customStyle="1" w:styleId="Heading6Char">
     <w:name w:val="Heading 6 Char"/>
     <w:basedOn w:val="DefaultParagraphFont"/>
     <w:link w:val="Heading6"/>
@@ -2111,13 +4329,13 @@
     <w:semiHidden/>
     <w:rsid w:val="00A10FD9"/>
     <w:rPr>
-      <w:rFonts w:cstheme="majorBidi" w:eastAsiaTheme="majorEastAsia"/>
+      <w:rFonts w:eastAsiaTheme="majorEastAsia" w:cstheme="majorBidi"/>
       <w:i/>
       <w:iCs/>
-      <w:color w:themeColor="text1" w:themeTint="A6" w:val="595959"/>
-    </w:rPr>
-  </w:style>
-  <w:style w:customStyle="1" w:styleId="Heading7Char" w:type="character">
+      <w:color w:val="595959" w:themeColor="text1" w:themeTint="A6"/>
+    </w:rPr>
+  </w:style>
+  <w:style w:type="character" w:customStyle="1" w:styleId="Heading7Char">
     <w:name w:val="Heading 7 Char"/>
     <w:basedOn w:val="DefaultParagraphFont"/>
     <w:link w:val="Heading7"/>
@@ -2125,11 +4343,11 @@
     <w:semiHidden/>
     <w:rsid w:val="00A10FD9"/>
     <w:rPr>
-      <w:rFonts w:cstheme="majorBidi" w:eastAsiaTheme="majorEastAsia"/>
-      <w:color w:themeColor="text1" w:themeTint="A6" w:val="595959"/>
-    </w:rPr>
-  </w:style>
-  <w:style w:customStyle="1" w:styleId="Heading8Char" w:type="character">
+      <w:rFonts w:eastAsiaTheme="majorEastAsia" w:cstheme="majorBidi"/>
+      <w:color w:val="595959" w:themeColor="text1" w:themeTint="A6"/>
+    </w:rPr>
+  </w:style>
+  <w:style w:type="character" w:customStyle="1" w:styleId="Heading8Char">
     <w:name w:val="Heading 8 Char"/>
     <w:basedOn w:val="DefaultParagraphFont"/>
     <w:link w:val="Heading8"/>
@@ -2137,13 +4355,13 @@
     <w:semiHidden/>
     <w:rsid w:val="00A10FD9"/>
     <w:rPr>
-      <w:rFonts w:cstheme="majorBidi" w:eastAsiaTheme="majorEastAsia"/>
+      <w:rFonts w:eastAsiaTheme="majorEastAsia" w:cstheme="majorBidi"/>
       <w:i/>
       <w:iCs/>
-      <w:color w:themeColor="text1" w:themeTint="D8" w:val="272727"/>
-    </w:rPr>
-  </w:style>
-  <w:style w:customStyle="1" w:styleId="Heading9Char" w:type="character">
+      <w:color w:val="272727" w:themeColor="text1" w:themeTint="D8"/>
+    </w:rPr>
+  </w:style>
+  <w:style w:type="character" w:customStyle="1" w:styleId="Heading9Char">
     <w:name w:val="Heading 9 Char"/>
     <w:basedOn w:val="DefaultParagraphFont"/>
     <w:link w:val="Heading9"/>
@@ -2151,36 +4369,45 @@
     <w:semiHidden/>
     <w:rsid w:val="00A10FD9"/>
     <w:rPr>
-      <w:rFonts w:cstheme="majorBidi" w:eastAsiaTheme="majorEastAsia"/>
-      <w:color w:themeColor="text1" w:themeTint="D8" w:val="272727"/>
-    </w:rPr>
-  </w:style>
-  <w:style w:styleId="BlockText" w:type="paragraph">
+      <w:rFonts w:eastAsiaTheme="majorEastAsia" w:cstheme="majorBidi"/>
+      <w:color w:val="272727" w:themeColor="text1" w:themeTint="D8"/>
+    </w:rPr>
+  </w:style>
+  <w:style w:type="paragraph" w:customStyle="1" w:styleId="ListItem">
+    <w:name w:val="List Item"/>
+    <w:basedOn w:val="BodyText"/>
+    <w:qFormat/>
+    <w:pPr>
+      <w:spacing w:before="0" w:after="0" w:line="552" w:lineRule="exact"/>
+      <w:ind w:left="720" w:hanging="720"/>
+    </w:pPr>
+  </w:style>
+  <w:style w:type="paragraph" w:styleId="BlockText">
     <w:name w:val="Block Text"/>
     <w:basedOn w:val="BodyText"/>
     <w:next w:val="BodyText"/>
     <w:uiPriority w:val="9"/>
+    <w:unhideWhenUsed/>
     <w:qFormat/>
     <w:pPr>
-      <w:spacing w:after="240" w:before="0" w:line="240" w:lineRule="auto"/>
+      <w:spacing w:before="280" w:after="280" w:line="276" w:lineRule="exact"/>
       <w:ind w:firstLine="0" w:left="720" w:right="720"/>
     </w:pPr>
   </w:style>
-  <w:style w:styleId="FootnoteText" w:type="paragraph">
+  <w:style w:type="paragraph" w:styleId="FootnoteText">
     <w:name w:val="footnote text"/>
     <w:basedOn w:val="Normal"/>
-    <w:uiPriority w:val="9"/>
-    <w:unhideWhenUsed/>
+    <w:qFormat/>
     <w:pPr>
-      <w:spacing w:after="100" w:before="0" w:line="240" w:lineRule="auto"/>
-      <w:ind w:firstLine="0"/>
+      <w:widowControl/>
+      <w:spacing w:before="0" w:after="140" w:line="276" w:lineRule="exact"/>
     </w:pPr>
     <w:rPr>
-      <w:sz w:val="26"/>
-      <w:szCs w:val="26"/>
-    </w:rPr>
-  </w:style>
-  <w:style w:styleId="FootnoteBlockText" w:type="paragraph">
+      <w:sz w:val="24"/>
+      <w:szCs w:val="24"/>
+    </w:rPr>
+  </w:style>
+  <w:style w:type="paragraph" w:styleId="FootnoteBlockText">
     <w:name w:val="Footnote Block Text"/>
     <w:basedOn w:val="FootnoteText"/>
     <w:next w:val="FootnoteText"/>
@@ -2188,38 +4415,29 @@
     <w:unhideWhenUsed/>
     <w:qFormat/>
     <w:pPr>
-      <w:spacing w:after="100" w:before="100"/>
-      <w:ind w:firstLine="0" w:left="480" w:right="480"/>
+      <w:spacing w:before="280" w:after="280"/>
+      <w:ind w:firstLine="0" w:left="720" w:right="720"/>
     </w:pPr>
   </w:style>
-  <w:style w:default="1" w:styleId="DefaultParagraphFont" w:type="character">
+  <w:style w:type="character" w:default="1" w:styleId="DefaultParagraphFont">
     <w:name w:val="Default Paragraph Font"/>
     <w:semiHidden/>
     <w:unhideWhenUsed/>
   </w:style>
-  <w:style w:default="1" w:styleId="Table" w:type="table">
+  <w:style w:type="table" w:default="1" w:styleId="Table">
     <w:name w:val="Table"/>
     <w:basedOn w:val="TableNormal"/>
-    <w:semiHidden/>
-    <w:unhideWhenUsed/>
     <w:qFormat/>
     <w:tblPr>
-      <w:tblInd w:type="dxa" w:w="0"/>
+      <w:tblInd w:w="0" w:type="dxa"/>
       <w:tblCellMar>
-        <w:top w:type="dxa" w:w="0"/>
-        <w:left w:type="dxa" w:w="108"/>
-        <w:bottom w:type="dxa" w:w="0"/>
-        <w:right w:type="dxa" w:w="108"/>
+        <w:top w:w="0" w:type="dxa"/>
+        <w:left w:w="108" w:type="dxa"/>
+        <w:bottom w:w="0" w:type="dxa"/>
+        <w:right w:w="108" w:type="dxa"/>
       </w:tblCellMar>
     </w:tblPr>
     <w:tblStylePr w:type="firstRow">
-      <w:tblPr>
-        <w:jc w:val="left"/>
-        <w:tblInd w:type="dxa" w:w="0"/>
-      </w:tblPr>
-      <w:trPr>
-        <w:jc w:val="left"/>
-      </w:trPr>
       <w:tcPr>
         <w:tcBorders>
           <w:bottom w:val="single"/>
@@ -2228,7 +4446,7 @@
       </w:tcPr>
     </w:tblStylePr>
   </w:style>
-  <w:style w:customStyle="1" w:styleId="DefinitionTerm" w:type="paragraph">
+  <w:style w:type="paragraph" w:customStyle="1" w:styleId="DefinitionTerm">
     <w:name w:val="Definition Term"/>
     <w:basedOn w:val="Normal"/>
     <w:next w:val="Definition"/>
@@ -2241,49 +4459,49 @@
       <w:b/>
     </w:rPr>
   </w:style>
-  <w:style w:customStyle="1" w:styleId="Definition" w:type="paragraph">
+  <w:style w:type="paragraph" w:customStyle="1" w:styleId="Definition">
     <w:name w:val="Definition"/>
     <w:basedOn w:val="Normal"/>
   </w:style>
-  <w:style w:styleId="Caption" w:type="paragraph">
+  <w:style w:type="paragraph" w:styleId="Caption">
     <w:name w:val="Caption"/>
     <w:basedOn w:val="Normal"/>
     <w:link w:val="BodyTextChar"/>
     <w:pPr>
-      <w:spacing w:after="120" w:before="0"/>
+      <w:spacing w:before="0" w:after="120"/>
     </w:pPr>
     <w:rPr>
       <w:i/>
     </w:rPr>
   </w:style>
-  <w:style w:customStyle="1" w:styleId="TableCaption" w:type="paragraph">
+  <w:style w:type="paragraph" w:customStyle="1" w:styleId="TableCaption">
     <w:name w:val="Table Caption"/>
     <w:basedOn w:val="Caption"/>
     <w:pPr>
       <w:keepNext/>
     </w:pPr>
   </w:style>
-  <w:style w:customStyle="1" w:styleId="ImageCaption" w:type="paragraph">
+  <w:style w:type="paragraph" w:customStyle="1" w:styleId="ImageCaption">
     <w:name w:val="Image Caption"/>
     <w:basedOn w:val="Caption"/>
   </w:style>
-  <w:style w:customStyle="1" w:styleId="Figure" w:type="paragraph">
+  <w:style w:type="paragraph" w:customStyle="1" w:styleId="Figure">
     <w:name w:val="Figure"/>
     <w:basedOn w:val="Normal"/>
   </w:style>
-  <w:style w:customStyle="1" w:styleId="CaptionedFigure" w:type="paragraph">
+  <w:style w:type="paragraph" w:customStyle="1" w:styleId="CaptionedFigure">
     <w:name w:val="Captioned Figure"/>
     <w:basedOn w:val="Figure"/>
     <w:pPr>
       <w:keepNext/>
     </w:pPr>
   </w:style>
-  <w:style w:customStyle="1" w:styleId="BodyTextChar" w:type="character">
+  <w:style w:type="character" w:customStyle="1" w:styleId="BodyTextChar">
     <w:name w:val="Body Text Char"/>
     <w:basedOn w:val="DefaultParagraphFont"/>
     <w:link w:val="BodyText"/>
   </w:style>
-  <w:style w:customStyle="1" w:styleId="VerbatimChar" w:type="character">
+  <w:style w:type="character" w:customStyle="1" w:styleId="VerbatimChar">
     <w:name w:val="Verbatim Char"/>
     <w:basedOn w:val="BodyTextChar"/>
     <w:rPr>
@@ -2291,25 +4509,25 @@
       <w:sz w:val="22"/>
     </w:rPr>
   </w:style>
-  <w:style w:customStyle="1" w:styleId="SectionNumber" w:type="character">
+  <w:style w:type="character" w:customStyle="1" w:styleId="SectionNumber">
     <w:name w:val="Section Number"/>
     <w:basedOn w:val="BodyTextChar"/>
   </w:style>
-  <w:style w:styleId="FootnoteReference" w:type="character">
+  <w:style w:type="character" w:styleId="FootnoteReference">
     <w:name w:val="Footnote Reference"/>
     <w:basedOn w:val="BodyTextChar"/>
     <w:rPr>
       <w:vertAlign w:val="superscript"/>
     </w:rPr>
   </w:style>
-  <w:style w:styleId="Hyperlink" w:type="character">
+  <w:style w:type="character" w:styleId="Hyperlink">
     <w:name w:val="Hyperlink"/>
     <w:basedOn w:val="BodyTextChar"/>
     <w:rPr>
-      <w:color w:themeColor="accent1" w:val="4F81BD"/>
-    </w:rPr>
-  </w:style>
-  <w:style w:styleId="TOCHeading" w:type="paragraph">
+      <w:color w:val="000000"/>
+    </w:rPr>
+  </w:style>
+  <w:style w:type="paragraph" w:styleId="TOCHeading">
     <w:name w:val="TOC Heading"/>
     <w:basedOn w:val="Heading1"/>
     <w:next w:val="BodyText"/>
@@ -2321,82 +4539,11 @@
       <w:outlineLvl w:val="9"/>
     </w:pPr>
     <w:rPr>
-      <w:rFonts w:asciiTheme="majorHAnsi" w:cstheme="majorBidi" w:eastAsiaTheme="majorEastAsia" w:hAnsiTheme="majorHAnsi"/>
+      <w:rFonts w:asciiTheme="majorHAnsi" w:eastAsiaTheme="majorEastAsia" w:hAnsiTheme="majorHAnsi" w:cstheme="majorBidi"/>
       <w:b w:val="0"/>
       <w:bCs w:val="0"/>
-      <w:color w:themeColor="accent1" w:themeShade="BF" w:val="365F91"/>
-    </w:rPr>
-  </w:style>
-  <w:style w:customStyle="1" w:styleId="Blank" w:type="paragraph">
-    <w:name w:val="Blank"/>
-    <w:basedOn w:val="Normal"/>
-    <w:qFormat/>
-    <w:pPr>
-      <w:spacing w:after="0" w:before="0" w:line="480" w:lineRule="exact"/>
-      <w:ind w:firstLine="0"/>
-    </w:pPr>
-  </w:style>
-  <w:style w:customStyle="1" w:styleId="CaptionDesignation" w:type="paragraph">
-    <w:name w:val="Caption Designation"/>
-    <w:basedOn w:val="Single"/>
-    <w:qFormat/>
-    <w:pPr>
-      <w:ind w:firstLine="0" w:left="2016"/>
-    </w:pPr>
-  </w:style>
-  <w:style w:customStyle="1" w:styleId="CaptionEntry" w:type="paragraph">
-    <w:name w:val="Caption Entry"/>
-    <w:basedOn w:val="Single"/>
-    <w:qFormat/>
-    <w:pPr>
-      <w:spacing w:after="240" w:before="0" w:line="240" w:lineRule="auto"/>
-    </w:pPr>
-  </w:style>
-  <w:style w:customStyle="1" w:styleId="Centered" w:type="paragraph">
-    <w:name w:val="Centered"/>
-    <w:basedOn w:val="Normal"/>
-    <w:qFormat/>
-    <w:pPr>
-      <w:spacing w:after="0" w:before="0" w:line="240" w:lineRule="auto"/>
-      <w:ind w:firstLine="0"/>
-      <w:jc w:val="center"/>
-    </w:pPr>
-  </w:style>
-  <w:style w:customStyle="1" w:styleId="CourtTitle" w:type="paragraph">
-    <w:name w:val="Court Title"/>
-    <w:basedOn w:val="Centered"/>
-    <w:qFormat/>
-    <w:rPr>
-      <w:b/>
-      <w:bCs/>
-    </w:rPr>
-  </w:style>
-  <w:style w:customStyle="1" w:styleId="CoverTitle" w:type="paragraph">
-    <w:name w:val="Cover Title"/>
-    <w:basedOn w:val="Centered"/>
-    <w:qFormat/>
-    <w:rPr>
-      <w:b/>
-      <w:bCs/>
-      <w:caps/>
-    </w:rPr>
-  </w:style>
-  <w:style w:customStyle="1" w:styleId="SignatureColumn" w:type="paragraph">
-    <w:name w:val="Signature Column"/>
-    <w:basedOn w:val="Single"/>
-    <w:qFormat/>
-    <w:pPr>
-      <w:ind w:firstLine="0" w:left="3888"/>
-    </w:pPr>
-  </w:style>
-  <w:style w:customStyle="1" w:styleId="Single" w:type="paragraph">
-    <w:name w:val="Single"/>
-    <w:basedOn w:val="Normal"/>
-    <w:qFormat/>
-    <w:pPr>
-      <w:spacing w:after="0" w:before="0" w:line="240" w:lineRule="auto"/>
-      <w:ind w:firstLine="0"/>
-    </w:pPr>
+      <w:color w:val="365F91" w:themeColor="accent1" w:themeShade="BF"/>
+    </w:rPr>
   </w:style>
   <w:style w:type="paragraph" w:customStyle="1" w:styleId="SourceCode">
     <w:name w:val="Source Code"/>
